--- a/manuscript/2026-02-24-manuscript.docx
+++ b/manuscript/2026-02-24-manuscript.docx
@@ -7,7 +7,15 @@
         <w:pStyle w:val="ADYNATituloArticulo"/>
       </w:pPr>
       <w:r>
-        <w:t>Mapping the Structure and Thematic Landscape of Latin American Engineering Journals Indexed in SciELO and Scopus</w:t>
+        <w:t xml:space="preserve">Mapping the Structure and Thematic Landscape of Latin American Engineering Journals Indexed in </w:t>
+      </w:r>
+      <w:proofErr w:type="spellStart"/>
+      <w:r>
+        <w:t>SciELO</w:t>
+      </w:r>
+      <w:proofErr w:type="spellEnd"/>
+      <w:r>
+        <w:t xml:space="preserve"> and Scopus</w:t>
       </w:r>
     </w:p>
     <w:p>
@@ -29,8 +37,16 @@
         <w:rPr>
           <w:lang w:val="es-CO"/>
         </w:rPr>
-        <w:t>Mapeo de la estructura y el panorama temático de las revistas latinoamericanas de ingeniería indexadas en SciELO y Scopus</w:t>
-      </w:r>
+        <w:t xml:space="preserve">Mapeo de la estructura y el panorama temático de las revistas latinoamericanas de ingeniería indexadas en SciELO y </w:t>
+      </w:r>
+      <w:proofErr w:type="spellStart"/>
+      <w:r>
+        <w:rPr>
+          <w:lang w:val="es-CO"/>
+        </w:rPr>
+        <w:t>Scopus</w:t>
+      </w:r>
+      <w:proofErr w:type="spellEnd"/>
     </w:p>
     <w:p>
       <w:pPr>
@@ -54,7 +70,15 @@
           <w:sz w:val="22"/>
           <w:szCs w:val="26"/>
         </w:rPr>
-        <w:t>Ana María López-Moreno</w:t>
+        <w:t>Ana María López-</w:t>
+      </w:r>
+      <w:proofErr w:type="spellStart"/>
+      <w:r>
+        <w:rPr>
+          <w:sz w:val="22"/>
+          <w:szCs w:val="26"/>
+        </w:rPr>
+        <w:t>Moreno</w:t>
       </w:r>
       <w:r>
         <w:rPr>
@@ -65,6 +89,7 @@
         </w:rPr>
         <w:t>a</w:t>
       </w:r>
+      <w:proofErr w:type="spellEnd"/>
       <w:r>
         <w:rPr>
           <w:sz w:val="22"/>
@@ -77,7 +102,15 @@
           <w:sz w:val="22"/>
           <w:szCs w:val="26"/>
         </w:rPr>
-        <w:t>Juan David Velásquez-Henao</w:t>
+        <w:t>Juan David Velásquez-</w:t>
+      </w:r>
+      <w:proofErr w:type="spellStart"/>
+      <w:r>
+        <w:rPr>
+          <w:sz w:val="22"/>
+          <w:szCs w:val="26"/>
+        </w:rPr>
+        <w:t>Henao</w:t>
       </w:r>
       <w:r>
         <w:rPr>
@@ -88,6 +121,7 @@
         </w:rPr>
         <w:t>b</w:t>
       </w:r>
+      <w:proofErr w:type="spellEnd"/>
       <w:r>
         <w:rPr>
           <w:iCs/>
@@ -101,7 +135,15 @@
           <w:sz w:val="22"/>
           <w:szCs w:val="26"/>
         </w:rPr>
-        <w:t>Diana Lorena Cadavid-Higuita</w:t>
+        <w:t>Diana Lorena Cadavid-</w:t>
+      </w:r>
+      <w:proofErr w:type="spellStart"/>
+      <w:r>
+        <w:rPr>
+          <w:sz w:val="22"/>
+          <w:szCs w:val="26"/>
+        </w:rPr>
+        <w:t>Higuita</w:t>
       </w:r>
       <w:r>
         <w:rPr>
@@ -112,6 +154,7 @@
         </w:rPr>
         <w:t>c</w:t>
       </w:r>
+      <w:proofErr w:type="spellEnd"/>
     </w:p>
     <w:p>
       <w:pPr>
@@ -543,7 +586,15 @@
         <w:t xml:space="preserve">This study presents a bibliometric and network-based analysis of engineering journals </w:t>
       </w:r>
       <w:r>
-        <w:t>published in Latin America and indexed in both SciELO and Scopus simultaneously.</w:t>
+        <w:t xml:space="preserve">published in Latin America and indexed in both </w:t>
+      </w:r>
+      <w:proofErr w:type="spellStart"/>
+      <w:r>
+        <w:t>SciELO</w:t>
+      </w:r>
+      <w:proofErr w:type="spellEnd"/>
+      <w:r>
+        <w:t xml:space="preserve"> and Scopus simultaneously.</w:t>
       </w:r>
       <w:r>
         <w:t xml:space="preserve"> It aims to characterize their disciplinary scope, thematic specialization, and scientific collaboration. Using a correlation map of Scopus subject areas and performance indicators, the study identifies key contributors, </w:t>
@@ -678,12 +729,26 @@
         <w:rPr>
           <w:lang w:val="es-ES_tradnl"/>
         </w:rPr>
-        <w:t xml:space="preserve">Este estudio presenta un análisis bibliométrico y basado en redes de las revistas de ingeniería publicadas en América Latina e indexadas simultáneamente en SciELO y Scopus. El objetivo es caracterizar su alcance disciplinar, </w:t>
-      </w:r>
+        <w:t xml:space="preserve">Este estudio presenta un análisis bibliométrico y basado en redes de las revistas de ingeniería publicadas en América Latina e indexadas simultáneamente en SciELO y </w:t>
+      </w:r>
+      <w:proofErr w:type="spellStart"/>
       <w:r>
         <w:rPr>
           <w:lang w:val="es-ES_tradnl"/>
         </w:rPr>
+        <w:t>Scopus</w:t>
+      </w:r>
+      <w:proofErr w:type="spellEnd"/>
+      <w:r>
+        <w:rPr>
+          <w:lang w:val="es-ES_tradnl"/>
+        </w:rPr>
+        <w:t xml:space="preserve">. El objetivo es caracterizar su alcance disciplinar, </w:t>
+      </w:r>
+      <w:r>
+        <w:rPr>
+          <w:lang w:val="es-ES_tradnl"/>
+        </w:rPr>
         <w:t xml:space="preserve">su </w:t>
       </w:r>
       <w:r>
@@ -714,19 +779,61 @@
         <w:rPr>
           <w:lang w:val="es-ES_tradnl"/>
         </w:rPr>
-        <w:t xml:space="preserve">e áreas temáticas de Scopus y indicadores de desempeño, se identifican los principales actores, destacando el papel de instituciones líderes y la visibilidad internacional de las revistas más reconocidas. El análisis de palabras clave </w:t>
-      </w:r>
+        <w:t xml:space="preserve">e áreas temáticas de </w:t>
+      </w:r>
+      <w:proofErr w:type="spellStart"/>
       <w:r>
         <w:rPr>
           <w:lang w:val="es-ES_tradnl"/>
         </w:rPr>
+        <w:t>Scopus</w:t>
+      </w:r>
+      <w:proofErr w:type="spellEnd"/>
+      <w:r>
+        <w:rPr>
+          <w:lang w:val="es-ES_tradnl"/>
+        </w:rPr>
+        <w:t xml:space="preserve"> </w:t>
+      </w:r>
+      <w:proofErr w:type="spellStart"/>
+      <w:r>
+        <w:rPr>
+          <w:lang w:val="es-ES_tradnl"/>
+        </w:rPr>
+        <w:t>y</w:t>
+      </w:r>
+      <w:proofErr w:type="spellEnd"/>
+      <w:r>
+        <w:rPr>
+          <w:lang w:val="es-ES_tradnl"/>
+        </w:rPr>
+        <w:t xml:space="preserve"> indicadores de desempeño, se identifican los principales actores, destacando el papel de instituciones líderes y la visibilidad internacional de las revistas más reconocidas. El análisis de palabras clave </w:t>
+      </w:r>
+      <w:r>
+        <w:rPr>
+          <w:lang w:val="es-ES_tradnl"/>
+        </w:rPr>
         <w:t>del autor permite identificar tendencias temáticas, consistencia terminológica y una transición hacia áreas de alto impacto, como las tecnologías digitales, la inteligencia artificial y la sostenibilidad.</w:t>
       </w:r>
       <w:r>
         <w:rPr>
           <w:lang w:val="es-ES_tradnl"/>
         </w:rPr>
-        <w:t xml:space="preserve"> Las relaciones entre revistas se exploran mediante la correlación de palabras clave, mientras que las redes de citación, co-citación y acoplamiento bibliográfico evidencian vínculos intelectuales. Un análisis de coocurrencia permite identificar temas dominantes y clústeres emergentes en sostenibilidad, innovación tecnológica, salud pública, educación y áreas fundamentales como materiales, optimización y análisis de riesgos. </w:t>
+        <w:t xml:space="preserve"> Las relaciones entre revistas se exploran mediante la correlación de palabras clave, mientras que las redes de citación, </w:t>
+      </w:r>
+      <w:proofErr w:type="spellStart"/>
+      <w:r>
+        <w:rPr>
+          <w:lang w:val="es-ES_tradnl"/>
+        </w:rPr>
+        <w:t>co</w:t>
+      </w:r>
+      <w:proofErr w:type="spellEnd"/>
+      <w:r>
+        <w:rPr>
+          <w:lang w:val="es-ES_tradnl"/>
+        </w:rPr>
+        <w:t xml:space="preserve">-citación y acoplamiento bibliográfico evidencian vínculos intelectuales. Un análisis de coocurrencia permite identificar temas dominantes y clústeres emergentes en sostenibilidad, innovación tecnológica, salud pública, educación y áreas fundamentales como materiales, optimización y análisis de riesgos. </w:t>
       </w:r>
       <w:r>
         <w:rPr>
@@ -844,7 +951,27 @@
           <w:szCs w:val="20"/>
           <w:lang w:val="en-US"/>
         </w:rPr>
-        <w:t>The Scientific Electronic Library Online (SciELO) is a cooperative</w:t>
+        <w:t>The Scientific Electronic Library Online (</w:t>
+      </w:r>
+      <w:proofErr w:type="spellStart"/>
+      <w:r>
+        <w:rPr>
+          <w:spacing w:val="-5"/>
+          <w:sz w:val="20"/>
+          <w:szCs w:val="20"/>
+          <w:lang w:val="en-US"/>
+        </w:rPr>
+        <w:t>SciELO</w:t>
+      </w:r>
+      <w:proofErr w:type="spellEnd"/>
+      <w:r>
+        <w:rPr>
+          <w:spacing w:val="-5"/>
+          <w:sz w:val="20"/>
+          <w:szCs w:val="20"/>
+          <w:lang w:val="en-US"/>
+        </w:rPr>
+        <w:t>) is a cooperative</w:t>
       </w:r>
       <w:r>
         <w:rPr>
@@ -935,7 +1062,27 @@
           <w:szCs w:val="20"/>
           <w:lang w:val="en-US"/>
         </w:rPr>
-        <w:t xml:space="preserve">. Developed by BIREME/PAHO and FAPESP, SciELO </w:t>
+        <w:t xml:space="preserve">. Developed by BIREME/PAHO and FAPESP, </w:t>
+      </w:r>
+      <w:proofErr w:type="spellStart"/>
+      <w:r>
+        <w:rPr>
+          <w:spacing w:val="-5"/>
+          <w:sz w:val="20"/>
+          <w:szCs w:val="20"/>
+          <w:lang w:val="en-US"/>
+        </w:rPr>
+        <w:t>SciELO</w:t>
+      </w:r>
+      <w:proofErr w:type="spellEnd"/>
+      <w:r>
+        <w:rPr>
+          <w:spacing w:val="-5"/>
+          <w:sz w:val="20"/>
+          <w:szCs w:val="20"/>
+          <w:lang w:val="en-US"/>
+        </w:rPr>
+        <w:t xml:space="preserve"> </w:t>
       </w:r>
       <w:r>
         <w:rPr>
@@ -1191,7 +1338,47 @@
           <w:szCs w:val="20"/>
           <w:lang w:val="en-US"/>
         </w:rPr>
-        <w:t>Today, SciELO includes over a thousand journals across disciplines and has become a strategic platform for fostering scientific communication in Latin America. Its alignment with global indexing standards has increased international visibility, with many SciELO journals now also indexed in Scopus</w:t>
+        <w:t xml:space="preserve">Today, </w:t>
+      </w:r>
+      <w:proofErr w:type="spellStart"/>
+      <w:r>
+        <w:rPr>
+          <w:spacing w:val="-5"/>
+          <w:sz w:val="20"/>
+          <w:szCs w:val="20"/>
+          <w:lang w:val="en-US"/>
+        </w:rPr>
+        <w:t>SciELO</w:t>
+      </w:r>
+      <w:proofErr w:type="spellEnd"/>
+      <w:r>
+        <w:rPr>
+          <w:spacing w:val="-5"/>
+          <w:sz w:val="20"/>
+          <w:szCs w:val="20"/>
+          <w:lang w:val="en-US"/>
+        </w:rPr>
+        <w:t xml:space="preserve"> includes over a thousand journals across disciplines and has become a strategic platform for fostering scientific communication in Latin America. Its alignment with global indexing standards has increased international visibility, with many </w:t>
+      </w:r>
+      <w:proofErr w:type="spellStart"/>
+      <w:r>
+        <w:rPr>
+          <w:spacing w:val="-5"/>
+          <w:sz w:val="20"/>
+          <w:szCs w:val="20"/>
+          <w:lang w:val="en-US"/>
+        </w:rPr>
+        <w:t>SciELO</w:t>
+      </w:r>
+      <w:proofErr w:type="spellEnd"/>
+      <w:r>
+        <w:rPr>
+          <w:spacing w:val="-5"/>
+          <w:sz w:val="20"/>
+          <w:szCs w:val="20"/>
+          <w:lang w:val="en-US"/>
+        </w:rPr>
+        <w:t xml:space="preserve"> journals now also indexed in Scopus</w:t>
       </w:r>
       <w:r>
         <w:rPr>
@@ -1277,14 +1464,45 @@
         </w:rPr>
         <w:t xml:space="preserve">Despite </w:t>
       </w:r>
-      <w:r>
-        <w:rPr>
-          <w:spacing w:val="-5"/>
-          <w:sz w:val="20"/>
-          <w:szCs w:val="20"/>
-          <w:lang w:val="en-US"/>
-        </w:rPr>
-        <w:t>SciELO's recognized importance in promoting regional scientific visibility, there is limited comprehensive research on the structural and thematic interrelationships among Latin American journals indexed in both SciELO and Scopus, particularly in engineering.</w:t>
+      <w:proofErr w:type="spellStart"/>
+      <w:r>
+        <w:rPr>
+          <w:spacing w:val="-5"/>
+          <w:sz w:val="20"/>
+          <w:szCs w:val="20"/>
+          <w:lang w:val="en-US"/>
+        </w:rPr>
+        <w:t>SciELO's</w:t>
+      </w:r>
+      <w:proofErr w:type="spellEnd"/>
+      <w:r>
+        <w:rPr>
+          <w:spacing w:val="-5"/>
+          <w:sz w:val="20"/>
+          <w:szCs w:val="20"/>
+          <w:lang w:val="en-US"/>
+        </w:rPr>
+        <w:t xml:space="preserve"> recognized importance in promoting regional scientific visibility, there is limited comprehensive research on the structural and thematic interrelationships among Latin American journals indexed in both </w:t>
+      </w:r>
+      <w:proofErr w:type="spellStart"/>
+      <w:r>
+        <w:rPr>
+          <w:spacing w:val="-5"/>
+          <w:sz w:val="20"/>
+          <w:szCs w:val="20"/>
+          <w:lang w:val="en-US"/>
+        </w:rPr>
+        <w:t>SciELO</w:t>
+      </w:r>
+      <w:proofErr w:type="spellEnd"/>
+      <w:r>
+        <w:rPr>
+          <w:spacing w:val="-5"/>
+          <w:sz w:val="20"/>
+          <w:szCs w:val="20"/>
+          <w:lang w:val="en-US"/>
+        </w:rPr>
+        <w:t xml:space="preserve"> and Scopus, particularly in engineering.</w:t>
       </w:r>
       <w:r>
         <w:rPr>
@@ -1585,7 +1803,27 @@
           <w:szCs w:val="20"/>
           <w:lang w:val="en-US"/>
         </w:rPr>
-        <w:t xml:space="preserve"> indexed in both SciELO and Scopus. By limiting the analysis to journals present in both databases, the study ensures international visibility and metadata consistency</w:t>
+        <w:t xml:space="preserve"> indexed in both </w:t>
+      </w:r>
+      <w:proofErr w:type="spellStart"/>
+      <w:r>
+        <w:rPr>
+          <w:spacing w:val="-5"/>
+          <w:sz w:val="20"/>
+          <w:szCs w:val="20"/>
+          <w:lang w:val="en-US"/>
+        </w:rPr>
+        <w:t>SciELO</w:t>
+      </w:r>
+      <w:proofErr w:type="spellEnd"/>
+      <w:r>
+        <w:rPr>
+          <w:spacing w:val="-5"/>
+          <w:sz w:val="20"/>
+          <w:szCs w:val="20"/>
+          <w:lang w:val="en-US"/>
+        </w:rPr>
+        <w:t xml:space="preserve"> and Scopus. By limiting the analysis to journals present in both databases, the study ensures international visibility and metadata consistency</w:t>
       </w:r>
       <w:r>
         <w:rPr>
@@ -1926,7 +2164,27 @@
           <w:szCs w:val="20"/>
           <w:lang w:val="en-US"/>
         </w:rPr>
-        <w:t>, Donthu et al</w:t>
+        <w:t xml:space="preserve">, </w:t>
+      </w:r>
+      <w:proofErr w:type="spellStart"/>
+      <w:r>
+        <w:rPr>
+          <w:spacing w:val="-5"/>
+          <w:sz w:val="20"/>
+          <w:szCs w:val="20"/>
+          <w:lang w:val="en-US"/>
+        </w:rPr>
+        <w:t>Donthu</w:t>
+      </w:r>
+      <w:proofErr w:type="spellEnd"/>
+      <w:r>
+        <w:rPr>
+          <w:spacing w:val="-5"/>
+          <w:sz w:val="20"/>
+          <w:szCs w:val="20"/>
+          <w:lang w:val="en-US"/>
+        </w:rPr>
+        <w:t xml:space="preserve"> et al</w:t>
       </w:r>
       <w:r>
         <w:rPr>
@@ -2054,7 +2312,27 @@
           <w:szCs w:val="20"/>
           <w:lang w:val="en-US"/>
         </w:rPr>
-        <w:t xml:space="preserve">, and Zupic and Carter </w:t>
+        <w:t xml:space="preserve">, and </w:t>
+      </w:r>
+      <w:proofErr w:type="spellStart"/>
+      <w:r>
+        <w:rPr>
+          <w:spacing w:val="-5"/>
+          <w:sz w:val="20"/>
+          <w:szCs w:val="20"/>
+          <w:lang w:val="en-US"/>
+        </w:rPr>
+        <w:t>Zupic</w:t>
+      </w:r>
+      <w:proofErr w:type="spellEnd"/>
+      <w:r>
+        <w:rPr>
+          <w:spacing w:val="-5"/>
+          <w:sz w:val="20"/>
+          <w:szCs w:val="20"/>
+          <w:lang w:val="en-US"/>
+        </w:rPr>
+        <w:t xml:space="preserve"> and Carter </w:t>
       </w:r>
       <w:r>
         <w:rPr>
@@ -2456,8 +2734,19 @@
           <w:szCs w:val="20"/>
           <w:lang w:val="en-US"/>
         </w:rPr>
-        <w:t xml:space="preserve"> SciELO</w:t>
-      </w:r>
+        <w:t xml:space="preserve"> </w:t>
+      </w:r>
+      <w:proofErr w:type="spellStart"/>
+      <w:r>
+        <w:rPr>
+          <w:spacing w:val="-5"/>
+          <w:sz w:val="20"/>
+          <w:szCs w:val="20"/>
+          <w:lang w:val="en-US"/>
+        </w:rPr>
+        <w:t>SciELO</w:t>
+      </w:r>
+      <w:proofErr w:type="spellEnd"/>
       <w:r>
         <w:rPr>
           <w:spacing w:val="-5"/>
@@ -2644,7 +2933,29 @@
           <w:szCs w:val="20"/>
           <w:lang w:val="en-US"/>
         </w:rPr>
-        <w:t xml:space="preserve"> each engineering journal indexed in SciELO from Scopus.</w:t>
+        <w:t xml:space="preserve"> each engineering journal indexed in </w:t>
+      </w:r>
+      <w:proofErr w:type="spellStart"/>
+      <w:r>
+        <w:rPr>
+          <w:color w:val="auto"/>
+          <w:spacing w:val="-5"/>
+          <w:sz w:val="20"/>
+          <w:szCs w:val="20"/>
+          <w:lang w:val="en-US"/>
+        </w:rPr>
+        <w:t>SciELO</w:t>
+      </w:r>
+      <w:proofErr w:type="spellEnd"/>
+      <w:r>
+        <w:rPr>
+          <w:color w:val="auto"/>
+          <w:spacing w:val="-5"/>
+          <w:sz w:val="20"/>
+          <w:szCs w:val="20"/>
+          <w:lang w:val="en-US"/>
+        </w:rPr>
+        <w:t xml:space="preserve"> from Scopus.</w:t>
       </w:r>
     </w:p>
     <w:p>
@@ -3403,7 +3714,27 @@
           <w:szCs w:val="20"/>
           <w:lang w:val="en-US"/>
         </w:rPr>
-        <w:t>All preprocessing, keyword cleaning, and network analyses were performed entirely in Python using the TechMiner package, with no external software required for visualization or data processing.</w:t>
+        <w:t xml:space="preserve">All preprocessing, keyword cleaning, and network analyses were performed entirely in Python using the </w:t>
+      </w:r>
+      <w:proofErr w:type="spellStart"/>
+      <w:r>
+        <w:rPr>
+          <w:spacing w:val="-5"/>
+          <w:sz w:val="20"/>
+          <w:szCs w:val="20"/>
+          <w:lang w:val="en-US"/>
+        </w:rPr>
+        <w:t>TechMiner</w:t>
+      </w:r>
+      <w:proofErr w:type="spellEnd"/>
+      <w:r>
+        <w:rPr>
+          <w:spacing w:val="-5"/>
+          <w:sz w:val="20"/>
+          <w:szCs w:val="20"/>
+          <w:lang w:val="en-US"/>
+        </w:rPr>
+        <w:t xml:space="preserve"> package, with no external software required for visualization or data processing.</w:t>
       </w:r>
       <w:r>
         <w:rPr>
@@ -3475,8 +3806,19 @@
           <w:szCs w:val="20"/>
           <w:lang w:val="en-US"/>
         </w:rPr>
-        <w:t xml:space="preserve"> engineering papers published in SciELO</w:t>
-      </w:r>
+        <w:t xml:space="preserve"> engineering papers published in </w:t>
+      </w:r>
+      <w:proofErr w:type="spellStart"/>
+      <w:r>
+        <w:rPr>
+          <w:spacing w:val="-5"/>
+          <w:sz w:val="20"/>
+          <w:szCs w:val="20"/>
+          <w:lang w:val="en-US"/>
+        </w:rPr>
+        <w:t>SciELO</w:t>
+      </w:r>
+      <w:proofErr w:type="spellEnd"/>
       <w:r>
         <w:rPr>
           <w:spacing w:val="-5"/>
@@ -3686,7 +4028,27 @@
           <w:szCs w:val="20"/>
           <w:lang w:val="en-US"/>
         </w:rPr>
-        <w:t xml:space="preserve">the papers published in engineering journals indexed in SciELO. </w:t>
+        <w:t xml:space="preserve">the papers published in engineering journals indexed in </w:t>
+      </w:r>
+      <w:proofErr w:type="spellStart"/>
+      <w:r>
+        <w:rPr>
+          <w:spacing w:val="-5"/>
+          <w:sz w:val="20"/>
+          <w:szCs w:val="20"/>
+          <w:lang w:val="en-US"/>
+        </w:rPr>
+        <w:t>SciELO</w:t>
+      </w:r>
+      <w:proofErr w:type="spellEnd"/>
+      <w:r>
+        <w:rPr>
+          <w:spacing w:val="-5"/>
+          <w:sz w:val="20"/>
+          <w:szCs w:val="20"/>
+          <w:lang w:val="en-US"/>
+        </w:rPr>
+        <w:t xml:space="preserve">. </w:t>
       </w:r>
       <w:r>
         <w:rPr>
@@ -4156,7 +4518,27 @@
           <w:szCs w:val="20"/>
           <w:lang w:val="en-US"/>
         </w:rPr>
-        <w:t>This section analyzes the subject areas assigned by Scopus, which are attributed at the journal level rather than to individual articles. These classifications help identify the disciplinary focus of the research published in SciELO-indexed engineering journals. The dataset used in this study comprises 15,286 documents distributed across 18 of Scopus's 27 subject areas. Notably, eight subject areas are associated with 1,000 or more documents. The most prominent areas are:</w:t>
+        <w:t xml:space="preserve">This section analyzes the subject areas assigned by Scopus, which are attributed at the journal level rather than to individual articles. These classifications help identify the disciplinary focus of the research published in </w:t>
+      </w:r>
+      <w:proofErr w:type="spellStart"/>
+      <w:r>
+        <w:rPr>
+          <w:spacing w:val="-5"/>
+          <w:sz w:val="20"/>
+          <w:szCs w:val="20"/>
+          <w:lang w:val="en-US"/>
+        </w:rPr>
+        <w:t>SciELO</w:t>
+      </w:r>
+      <w:proofErr w:type="spellEnd"/>
+      <w:r>
+        <w:rPr>
+          <w:spacing w:val="-5"/>
+          <w:sz w:val="20"/>
+          <w:szCs w:val="20"/>
+          <w:lang w:val="en-US"/>
+        </w:rPr>
+        <w:t>-indexed engineering journals. The dataset used in this study comprises 15,286 documents distributed across 18 of Scopus's 27 subject areas. Notably, eight subject areas are associated with 1,000 or more documents. The most prominent areas are:</w:t>
       </w:r>
     </w:p>
     <w:p>
@@ -4635,7 +5017,27 @@
           <w:szCs w:val="20"/>
           <w:lang w:val="en-US"/>
         </w:rPr>
-        <w:t xml:space="preserve"> displays a cross-correlation map between Scopus subject areas and SciELO journals. This visualization provides insight into the interconnections between journals based on their associated subject areas. The numbers alongside each subject area indicate the corresponding documents and citations. Links between nodes reflect the degree of similarity, while node size is proportional to the number of documents associated with each subject area.</w:t>
+        <w:t xml:space="preserve"> displays a cross-correlation map between Scopus subject areas and </w:t>
+      </w:r>
+      <w:proofErr w:type="spellStart"/>
+      <w:r>
+        <w:rPr>
+          <w:spacing w:val="-5"/>
+          <w:sz w:val="20"/>
+          <w:szCs w:val="20"/>
+          <w:lang w:val="en-US"/>
+        </w:rPr>
+        <w:t>SciELO</w:t>
+      </w:r>
+      <w:proofErr w:type="spellEnd"/>
+      <w:r>
+        <w:rPr>
+          <w:spacing w:val="-5"/>
+          <w:sz w:val="20"/>
+          <w:szCs w:val="20"/>
+          <w:lang w:val="en-US"/>
+        </w:rPr>
+        <w:t xml:space="preserve"> journals. This visualization provides insight into the interconnections between journals based on their associated subject areas. The numbers alongside each subject area indicate the corresponding documents and citations. Links between nodes reflect the degree of similarity, while node size is proportional to the number of documents associated with each subject area.</w:t>
       </w:r>
     </w:p>
     <w:p>
@@ -4830,7 +5232,67 @@
           <w:szCs w:val="20"/>
           <w:lang w:val="en-US"/>
         </w:rPr>
-        <w:t xml:space="preserve">most frequent authors publishing in engineering journals indexed in SciELO between 2015 and 2024, including the number of papers, citations received within SciELO, total publications indexed in Scopus, and the ratio of SciELO to Scopus publications. This ratio </w:t>
+        <w:t xml:space="preserve">most frequent authors publishing in engineering journals indexed in </w:t>
+      </w:r>
+      <w:proofErr w:type="spellStart"/>
+      <w:r>
+        <w:rPr>
+          <w:spacing w:val="-5"/>
+          <w:sz w:val="20"/>
+          <w:szCs w:val="20"/>
+          <w:lang w:val="en-US"/>
+        </w:rPr>
+        <w:t>SciELO</w:t>
+      </w:r>
+      <w:proofErr w:type="spellEnd"/>
+      <w:r>
+        <w:rPr>
+          <w:spacing w:val="-5"/>
+          <w:sz w:val="20"/>
+          <w:szCs w:val="20"/>
+          <w:lang w:val="en-US"/>
+        </w:rPr>
+        <w:t xml:space="preserve"> between 2015 and 2024, including the number of papers, citations received within </w:t>
+      </w:r>
+      <w:proofErr w:type="spellStart"/>
+      <w:r>
+        <w:rPr>
+          <w:spacing w:val="-5"/>
+          <w:sz w:val="20"/>
+          <w:szCs w:val="20"/>
+          <w:lang w:val="en-US"/>
+        </w:rPr>
+        <w:t>SciELO</w:t>
+      </w:r>
+      <w:proofErr w:type="spellEnd"/>
+      <w:r>
+        <w:rPr>
+          <w:spacing w:val="-5"/>
+          <w:sz w:val="20"/>
+          <w:szCs w:val="20"/>
+          <w:lang w:val="en-US"/>
+        </w:rPr>
+        <w:t xml:space="preserve">, total publications indexed in Scopus, and the ratio of </w:t>
+      </w:r>
+      <w:proofErr w:type="spellStart"/>
+      <w:r>
+        <w:rPr>
+          <w:spacing w:val="-5"/>
+          <w:sz w:val="20"/>
+          <w:szCs w:val="20"/>
+          <w:lang w:val="en-US"/>
+        </w:rPr>
+        <w:t>SciELO</w:t>
+      </w:r>
+      <w:proofErr w:type="spellEnd"/>
+      <w:r>
+        <w:rPr>
+          <w:spacing w:val="-5"/>
+          <w:sz w:val="20"/>
+          <w:szCs w:val="20"/>
+          <w:lang w:val="en-US"/>
+        </w:rPr>
+        <w:t xml:space="preserve"> to Scopus publications. This ratio </w:t>
       </w:r>
       <w:r>
         <w:rPr>
@@ -4848,7 +5310,27 @@
           <w:szCs w:val="20"/>
           <w:lang w:val="en-US"/>
         </w:rPr>
-        <w:t xml:space="preserve">s insight into each author's publication preferences and engagement with the SciELO platform </w:t>
+        <w:t xml:space="preserve">s insight into each author's publication preferences and engagement with the </w:t>
+      </w:r>
+      <w:proofErr w:type="spellStart"/>
+      <w:r>
+        <w:rPr>
+          <w:spacing w:val="-5"/>
+          <w:sz w:val="20"/>
+          <w:szCs w:val="20"/>
+          <w:lang w:val="en-US"/>
+        </w:rPr>
+        <w:t>SciELO</w:t>
+      </w:r>
+      <w:proofErr w:type="spellEnd"/>
+      <w:r>
+        <w:rPr>
+          <w:spacing w:val="-5"/>
+          <w:sz w:val="20"/>
+          <w:szCs w:val="20"/>
+          <w:lang w:val="en-US"/>
+        </w:rPr>
+        <w:t xml:space="preserve"> platform </w:t>
       </w:r>
       <w:r>
         <w:rPr>
@@ -5034,8 +5516,18 @@
           <w:szCs w:val="16"/>
           <w:lang w:val="en-US"/>
         </w:rPr>
-        <w:t>engineering SciELO</w:t>
-      </w:r>
+        <w:t xml:space="preserve">engineering </w:t>
+      </w:r>
+      <w:proofErr w:type="spellStart"/>
+      <w:r>
+        <w:rPr>
+          <w:sz w:val="16"/>
+          <w:szCs w:val="16"/>
+          <w:lang w:val="en-US"/>
+        </w:rPr>
+        <w:t>SciELO</w:t>
+      </w:r>
+      <w:proofErr w:type="spellEnd"/>
       <w:r>
         <w:rPr>
           <w:sz w:val="16"/>
@@ -5275,6 +5767,7 @@
                 <w:lang w:val="en-US"/>
               </w:rPr>
             </w:pPr>
+            <w:proofErr w:type="spellStart"/>
             <w:r>
               <w:rPr>
                 <w:spacing w:val="-5"/>
@@ -5284,6 +5777,7 @@
               </w:rPr>
               <w:t>SciELO</w:t>
             </w:r>
+            <w:proofErr w:type="spellEnd"/>
           </w:p>
         </w:tc>
         <w:tc>
@@ -5330,6 +5824,7 @@
                 <w:lang w:val="en-US"/>
               </w:rPr>
             </w:pPr>
+            <w:proofErr w:type="spellStart"/>
             <w:r>
               <w:rPr>
                 <w:spacing w:val="-5"/>
@@ -5339,6 +5834,7 @@
               </w:rPr>
               <w:t>Scielo</w:t>
             </w:r>
+            <w:proofErr w:type="spellEnd"/>
           </w:p>
         </w:tc>
         <w:tc>
@@ -6025,14 +6521,25 @@
                 <w:lang w:val="en-US"/>
               </w:rPr>
             </w:pPr>
-            <w:r>
-              <w:rPr>
-                <w:spacing w:val="-5"/>
-                <w:sz w:val="16"/>
-                <w:szCs w:val="16"/>
-                <w:lang w:val="en-US"/>
-              </w:rPr>
-              <w:t>Gelbukh A.</w:t>
+            <w:proofErr w:type="spellStart"/>
+            <w:r>
+              <w:rPr>
+                <w:spacing w:val="-5"/>
+                <w:sz w:val="16"/>
+                <w:szCs w:val="16"/>
+                <w:lang w:val="en-US"/>
+              </w:rPr>
+              <w:t>Gelbukh</w:t>
+            </w:r>
+            <w:proofErr w:type="spellEnd"/>
+            <w:r>
+              <w:rPr>
+                <w:spacing w:val="-5"/>
+                <w:sz w:val="16"/>
+                <w:szCs w:val="16"/>
+                <w:lang w:val="en-US"/>
+              </w:rPr>
+              <w:t xml:space="preserve"> A.</w:t>
             </w:r>
           </w:p>
         </w:tc>
@@ -7999,14 +8506,25 @@
                 <w:lang w:val="en-US"/>
               </w:rPr>
             </w:pPr>
-            <w:r>
-              <w:rPr>
-                <w:spacing w:val="-5"/>
-                <w:sz w:val="16"/>
-                <w:szCs w:val="16"/>
-                <w:lang w:val="en-US"/>
-              </w:rPr>
-              <w:t>Castrillón O.D.</w:t>
+            <w:proofErr w:type="spellStart"/>
+            <w:r>
+              <w:rPr>
+                <w:spacing w:val="-5"/>
+                <w:sz w:val="16"/>
+                <w:szCs w:val="16"/>
+                <w:lang w:val="en-US"/>
+              </w:rPr>
+              <w:t>Castrillón</w:t>
+            </w:r>
+            <w:proofErr w:type="spellEnd"/>
+            <w:r>
+              <w:rPr>
+                <w:spacing w:val="-5"/>
+                <w:sz w:val="16"/>
+                <w:szCs w:val="16"/>
+                <w:lang w:val="en-US"/>
+              </w:rPr>
+              <w:t xml:space="preserve"> O.D.</w:t>
             </w:r>
           </w:p>
         </w:tc>
@@ -8610,7 +9128,27 @@
                 <w:szCs w:val="16"/>
                 <w:lang w:val="en-US"/>
               </w:rPr>
-              <w:t>Univ Nac de Colombia (COL)</w:t>
+              <w:t xml:space="preserve">Univ </w:t>
+            </w:r>
+            <w:proofErr w:type="spellStart"/>
+            <w:r>
+              <w:rPr>
+                <w:spacing w:val="-5"/>
+                <w:sz w:val="16"/>
+                <w:szCs w:val="16"/>
+                <w:lang w:val="en-US"/>
+              </w:rPr>
+              <w:t>Nac</w:t>
+            </w:r>
+            <w:proofErr w:type="spellEnd"/>
+            <w:r>
+              <w:rPr>
+                <w:spacing w:val="-5"/>
+                <w:sz w:val="16"/>
+                <w:szCs w:val="16"/>
+                <w:lang w:val="en-US"/>
+              </w:rPr>
+              <w:t xml:space="preserve"> de Colombia (COL)</w:t>
             </w:r>
           </w:p>
         </w:tc>
@@ -8732,7 +9270,47 @@
                 <w:szCs w:val="16"/>
                 <w:lang w:val="en-US"/>
               </w:rPr>
-              <w:t>Inst Politec Nac (MEX)</w:t>
+              <w:t xml:space="preserve">Inst </w:t>
+            </w:r>
+            <w:proofErr w:type="spellStart"/>
+            <w:r>
+              <w:rPr>
+                <w:spacing w:val="-5"/>
+                <w:sz w:val="16"/>
+                <w:szCs w:val="16"/>
+                <w:lang w:val="en-US"/>
+              </w:rPr>
+              <w:t>Politec</w:t>
+            </w:r>
+            <w:proofErr w:type="spellEnd"/>
+            <w:r>
+              <w:rPr>
+                <w:spacing w:val="-5"/>
+                <w:sz w:val="16"/>
+                <w:szCs w:val="16"/>
+                <w:lang w:val="en-US"/>
+              </w:rPr>
+              <w:t xml:space="preserve"> </w:t>
+            </w:r>
+            <w:proofErr w:type="spellStart"/>
+            <w:r>
+              <w:rPr>
+                <w:spacing w:val="-5"/>
+                <w:sz w:val="16"/>
+                <w:szCs w:val="16"/>
+                <w:lang w:val="en-US"/>
+              </w:rPr>
+              <w:t>Nac</w:t>
+            </w:r>
+            <w:proofErr w:type="spellEnd"/>
+            <w:r>
+              <w:rPr>
+                <w:spacing w:val="-5"/>
+                <w:sz w:val="16"/>
+                <w:szCs w:val="16"/>
+                <w:lang w:val="en-US"/>
+              </w:rPr>
+              <w:t xml:space="preserve"> (MEX)</w:t>
             </w:r>
           </w:p>
         </w:tc>
@@ -8958,7 +9536,47 @@
                 <w:szCs w:val="16"/>
                 <w:lang w:val="en-US"/>
               </w:rPr>
-              <w:t>Univ Nac Autonoma de Mexico (MEX)</w:t>
+              <w:t xml:space="preserve">Univ </w:t>
+            </w:r>
+            <w:proofErr w:type="spellStart"/>
+            <w:r>
+              <w:rPr>
+                <w:spacing w:val="-5"/>
+                <w:sz w:val="16"/>
+                <w:szCs w:val="16"/>
+                <w:lang w:val="en-US"/>
+              </w:rPr>
+              <w:t>Nac</w:t>
+            </w:r>
+            <w:proofErr w:type="spellEnd"/>
+            <w:r>
+              <w:rPr>
+                <w:spacing w:val="-5"/>
+                <w:sz w:val="16"/>
+                <w:szCs w:val="16"/>
+                <w:lang w:val="en-US"/>
+              </w:rPr>
+              <w:t xml:space="preserve"> </w:t>
+            </w:r>
+            <w:proofErr w:type="spellStart"/>
+            <w:r>
+              <w:rPr>
+                <w:spacing w:val="-5"/>
+                <w:sz w:val="16"/>
+                <w:szCs w:val="16"/>
+                <w:lang w:val="en-US"/>
+              </w:rPr>
+              <w:t>Autonoma</w:t>
+            </w:r>
+            <w:proofErr w:type="spellEnd"/>
+            <w:r>
+              <w:rPr>
+                <w:spacing w:val="-5"/>
+                <w:sz w:val="16"/>
+                <w:szCs w:val="16"/>
+                <w:lang w:val="en-US"/>
+              </w:rPr>
+              <w:t xml:space="preserve"> de Mexico (MEX)</w:t>
             </w:r>
           </w:p>
         </w:tc>
@@ -9071,7 +9689,47 @@
                 <w:szCs w:val="16"/>
                 <w:lang w:val="en-US"/>
               </w:rPr>
-              <w:t>Univ Autonoma Metropolitana (MEX)</w:t>
+              <w:t xml:space="preserve">Univ </w:t>
+            </w:r>
+            <w:proofErr w:type="spellStart"/>
+            <w:r>
+              <w:rPr>
+                <w:spacing w:val="-5"/>
+                <w:sz w:val="16"/>
+                <w:szCs w:val="16"/>
+                <w:lang w:val="en-US"/>
+              </w:rPr>
+              <w:t>Autonoma</w:t>
+            </w:r>
+            <w:proofErr w:type="spellEnd"/>
+            <w:r>
+              <w:rPr>
+                <w:spacing w:val="-5"/>
+                <w:sz w:val="16"/>
+                <w:szCs w:val="16"/>
+                <w:lang w:val="en-US"/>
+              </w:rPr>
+              <w:t xml:space="preserve"> </w:t>
+            </w:r>
+            <w:proofErr w:type="spellStart"/>
+            <w:r>
+              <w:rPr>
+                <w:spacing w:val="-5"/>
+                <w:sz w:val="16"/>
+                <w:szCs w:val="16"/>
+                <w:lang w:val="en-US"/>
+              </w:rPr>
+              <w:t>Metropolitana</w:t>
+            </w:r>
+            <w:proofErr w:type="spellEnd"/>
+            <w:r>
+              <w:rPr>
+                <w:spacing w:val="-5"/>
+                <w:sz w:val="16"/>
+                <w:szCs w:val="16"/>
+                <w:lang w:val="en-US"/>
+              </w:rPr>
+              <w:t xml:space="preserve"> (MEX)</w:t>
             </w:r>
           </w:p>
         </w:tc>
@@ -9184,7 +9842,27 @@
                 <w:szCs w:val="16"/>
                 <w:lang w:val="en-US"/>
               </w:rPr>
-              <w:t>Univ de Tarapaca (CHL)</w:t>
+              <w:t xml:space="preserve">Univ de </w:t>
+            </w:r>
+            <w:proofErr w:type="spellStart"/>
+            <w:r>
+              <w:rPr>
+                <w:spacing w:val="-5"/>
+                <w:sz w:val="16"/>
+                <w:szCs w:val="16"/>
+                <w:lang w:val="en-US"/>
+              </w:rPr>
+              <w:t>Tarapaca</w:t>
+            </w:r>
+            <w:proofErr w:type="spellEnd"/>
+            <w:r>
+              <w:rPr>
+                <w:spacing w:val="-5"/>
+                <w:sz w:val="16"/>
+                <w:szCs w:val="16"/>
+                <w:lang w:val="en-US"/>
+              </w:rPr>
+              <w:t xml:space="preserve"> (CHL)</w:t>
             </w:r>
           </w:p>
         </w:tc>
@@ -9290,14 +9968,45 @@
                 <w:lang w:val="en-US"/>
               </w:rPr>
             </w:pPr>
-            <w:r>
-              <w:rPr>
-                <w:spacing w:val="-5"/>
-                <w:sz w:val="16"/>
-                <w:szCs w:val="16"/>
-                <w:lang w:val="en-US"/>
-              </w:rPr>
-              <w:t>Tecnol Nac de Mexico (MEX)</w:t>
+            <w:proofErr w:type="spellStart"/>
+            <w:r>
+              <w:rPr>
+                <w:spacing w:val="-5"/>
+                <w:sz w:val="16"/>
+                <w:szCs w:val="16"/>
+                <w:lang w:val="en-US"/>
+              </w:rPr>
+              <w:t>Tecnol</w:t>
+            </w:r>
+            <w:proofErr w:type="spellEnd"/>
+            <w:r>
+              <w:rPr>
+                <w:spacing w:val="-5"/>
+                <w:sz w:val="16"/>
+                <w:szCs w:val="16"/>
+                <w:lang w:val="en-US"/>
+              </w:rPr>
+              <w:t xml:space="preserve"> </w:t>
+            </w:r>
+            <w:proofErr w:type="spellStart"/>
+            <w:r>
+              <w:rPr>
+                <w:spacing w:val="-5"/>
+                <w:sz w:val="16"/>
+                <w:szCs w:val="16"/>
+                <w:lang w:val="en-US"/>
+              </w:rPr>
+              <w:t>Nac</w:t>
+            </w:r>
+            <w:proofErr w:type="spellEnd"/>
+            <w:r>
+              <w:rPr>
+                <w:spacing w:val="-5"/>
+                <w:sz w:val="16"/>
+                <w:szCs w:val="16"/>
+                <w:lang w:val="en-US"/>
+              </w:rPr>
+              <w:t xml:space="preserve"> de Mexico (MEX)</w:t>
             </w:r>
           </w:p>
         </w:tc>
@@ -9804,7 +10513,27 @@
           <w:szCs w:val="20"/>
           <w:lang w:val="en-US"/>
         </w:rPr>
-        <w:t xml:space="preserve"> leads with 39 publications in SciELO, accounting for 25.4% of their total output in Scopus, followed closely by Pedraja-Rejas, L.M.</w:t>
+        <w:t xml:space="preserve"> leads with 39 publications in </w:t>
+      </w:r>
+      <w:proofErr w:type="spellStart"/>
+      <w:r>
+        <w:rPr>
+          <w:spacing w:val="-5"/>
+          <w:sz w:val="20"/>
+          <w:szCs w:val="20"/>
+          <w:lang w:val="en-US"/>
+        </w:rPr>
+        <w:t>SciELO</w:t>
+      </w:r>
+      <w:proofErr w:type="spellEnd"/>
+      <w:r>
+        <w:rPr>
+          <w:spacing w:val="-5"/>
+          <w:sz w:val="20"/>
+          <w:szCs w:val="20"/>
+          <w:lang w:val="en-US"/>
+        </w:rPr>
+        <w:t>, accounting for 25.4% of their total output in Scopus, followed closely by Pedraja-Rejas, L.M.</w:t>
       </w:r>
       <w:r>
         <w:rPr>
@@ -9822,7 +10551,67 @@
           <w:szCs w:val="20"/>
           <w:lang w:val="en-US"/>
         </w:rPr>
-        <w:t xml:space="preserve"> and Campos-Aranda D.F., both with 37 papers. Notably, Campos-Aranda D.F. shows a very high SciELO/Scopus ratio of 86.0%, suggesting a strong focus on SciELO as their primary publication venue. Similarly, Severino-González P. and Acevedo-Correa D. also exhibit high ratios (59.0% and 57.9%, respectively), indicating a substantial portion of their research is disseminated through SciELO journals.</w:t>
+        <w:t xml:space="preserve"> and Campos-Aranda D.F., both with 37 papers. Notably, Campos-Aranda D.F. shows a very high </w:t>
+      </w:r>
+      <w:proofErr w:type="spellStart"/>
+      <w:r>
+        <w:rPr>
+          <w:spacing w:val="-5"/>
+          <w:sz w:val="20"/>
+          <w:szCs w:val="20"/>
+          <w:lang w:val="en-US"/>
+        </w:rPr>
+        <w:t>SciELO</w:t>
+      </w:r>
+      <w:proofErr w:type="spellEnd"/>
+      <w:r>
+        <w:rPr>
+          <w:spacing w:val="-5"/>
+          <w:sz w:val="20"/>
+          <w:szCs w:val="20"/>
+          <w:lang w:val="en-US"/>
+        </w:rPr>
+        <w:t xml:space="preserve">/Scopus ratio of 86.0%, suggesting a strong focus on </w:t>
+      </w:r>
+      <w:proofErr w:type="spellStart"/>
+      <w:r>
+        <w:rPr>
+          <w:spacing w:val="-5"/>
+          <w:sz w:val="20"/>
+          <w:szCs w:val="20"/>
+          <w:lang w:val="en-US"/>
+        </w:rPr>
+        <w:t>SciELO</w:t>
+      </w:r>
+      <w:proofErr w:type="spellEnd"/>
+      <w:r>
+        <w:rPr>
+          <w:spacing w:val="-5"/>
+          <w:sz w:val="20"/>
+          <w:szCs w:val="20"/>
+          <w:lang w:val="en-US"/>
+        </w:rPr>
+        <w:t xml:space="preserve"> as their primary publication venue. Similarly, Severino-González P. and Acevedo-Correa D. also exhibit high ratios (59.0% and 57.9%, respectively), indicating a substantial portion of their research is disseminated through </w:t>
+      </w:r>
+      <w:proofErr w:type="spellStart"/>
+      <w:r>
+        <w:rPr>
+          <w:spacing w:val="-5"/>
+          <w:sz w:val="20"/>
+          <w:szCs w:val="20"/>
+          <w:lang w:val="en-US"/>
+        </w:rPr>
+        <w:t>SciELO</w:t>
+      </w:r>
+      <w:proofErr w:type="spellEnd"/>
+      <w:r>
+        <w:rPr>
+          <w:spacing w:val="-5"/>
+          <w:sz w:val="20"/>
+          <w:szCs w:val="20"/>
+          <w:lang w:val="en-US"/>
+        </w:rPr>
+        <w:t xml:space="preserve"> journals.</w:t>
       </w:r>
     </w:p>
     <w:p>
@@ -9844,23 +10633,74 @@
         </w:rPr>
         <w:t xml:space="preserve">In contrast, authors such as </w:t>
       </w:r>
-      <w:r>
-        <w:rPr>
-          <w:spacing w:val="-5"/>
-          <w:sz w:val="20"/>
-          <w:szCs w:val="20"/>
-          <w:lang w:val="en-US"/>
-        </w:rPr>
-        <w:t>Gelbukh, A., and Valencia-Arias, A. have much lower ratios (11.5% and 11.8%, respectively), suggesting a broader, more international publication strategy that favors Scopus journals over</w:t>
-      </w:r>
-      <w:r>
-        <w:rPr>
-          <w:spacing w:val="-5"/>
-          <w:sz w:val="20"/>
-          <w:szCs w:val="20"/>
-          <w:lang w:val="en-US"/>
-        </w:rPr>
-        <w:t xml:space="preserve"> SciELO. Despite this, they maintain a notable presence in SciELO and receive </w:t>
+      <w:proofErr w:type="spellStart"/>
+      <w:r>
+        <w:rPr>
+          <w:spacing w:val="-5"/>
+          <w:sz w:val="20"/>
+          <w:szCs w:val="20"/>
+          <w:lang w:val="en-US"/>
+        </w:rPr>
+        <w:t>Gelbukh</w:t>
+      </w:r>
+      <w:proofErr w:type="spellEnd"/>
+      <w:r>
+        <w:rPr>
+          <w:spacing w:val="-5"/>
+          <w:sz w:val="20"/>
+          <w:szCs w:val="20"/>
+          <w:lang w:val="en-US"/>
+        </w:rPr>
+        <w:t>, A., and Valencia-Arias, A. have much lower ratios (11.5% and 11.8%, respectively), suggesting a broader, more international publication strategy that favors Scopus journals over</w:t>
+      </w:r>
+      <w:r>
+        <w:rPr>
+          <w:spacing w:val="-5"/>
+          <w:sz w:val="20"/>
+          <w:szCs w:val="20"/>
+          <w:lang w:val="en-US"/>
+        </w:rPr>
+        <w:t xml:space="preserve"> </w:t>
+      </w:r>
+      <w:proofErr w:type="spellStart"/>
+      <w:r>
+        <w:rPr>
+          <w:spacing w:val="-5"/>
+          <w:sz w:val="20"/>
+          <w:szCs w:val="20"/>
+          <w:lang w:val="en-US"/>
+        </w:rPr>
+        <w:t>SciELO</w:t>
+      </w:r>
+      <w:proofErr w:type="spellEnd"/>
+      <w:r>
+        <w:rPr>
+          <w:spacing w:val="-5"/>
+          <w:sz w:val="20"/>
+          <w:szCs w:val="20"/>
+          <w:lang w:val="en-US"/>
+        </w:rPr>
+        <w:t xml:space="preserve">. Despite this, they maintain a notable presence in </w:t>
+      </w:r>
+      <w:proofErr w:type="spellStart"/>
+      <w:r>
+        <w:rPr>
+          <w:spacing w:val="-5"/>
+          <w:sz w:val="20"/>
+          <w:szCs w:val="20"/>
+          <w:lang w:val="en-US"/>
+        </w:rPr>
+        <w:t>SciELO</w:t>
+      </w:r>
+      <w:proofErr w:type="spellEnd"/>
+      <w:r>
+        <w:rPr>
+          <w:spacing w:val="-5"/>
+          <w:sz w:val="20"/>
+          <w:szCs w:val="20"/>
+          <w:lang w:val="en-US"/>
+        </w:rPr>
+        <w:t xml:space="preserve"> and receive </w:t>
       </w:r>
       <w:r>
         <w:rPr>
@@ -9898,7 +10738,27 @@
           <w:szCs w:val="20"/>
           <w:lang w:val="en-US"/>
         </w:rPr>
-        <w:t>Authors like Bustamante-Ubilla M.A. (52.4%) and Castrillón O.D. (60.6%) also s</w:t>
+        <w:t xml:space="preserve">Authors like Bustamante-Ubilla M.A. (52.4%) and </w:t>
+      </w:r>
+      <w:proofErr w:type="spellStart"/>
+      <w:r>
+        <w:rPr>
+          <w:spacing w:val="-5"/>
+          <w:sz w:val="20"/>
+          <w:szCs w:val="20"/>
+          <w:lang w:val="en-US"/>
+        </w:rPr>
+        <w:t>Castrillón</w:t>
+      </w:r>
+      <w:proofErr w:type="spellEnd"/>
+      <w:r>
+        <w:rPr>
+          <w:spacing w:val="-5"/>
+          <w:sz w:val="20"/>
+          <w:szCs w:val="20"/>
+          <w:lang w:val="en-US"/>
+        </w:rPr>
+        <w:t xml:space="preserve"> O.D. (60.6%) also s</w:t>
       </w:r>
       <w:r>
         <w:rPr>
@@ -9916,7 +10776,27 @@
           <w:szCs w:val="20"/>
           <w:lang w:val="en-US"/>
         </w:rPr>
-        <w:t xml:space="preserve"> with SciELO relative to their total output</w:t>
+        <w:t xml:space="preserve"> with </w:t>
+      </w:r>
+      <w:proofErr w:type="spellStart"/>
+      <w:r>
+        <w:rPr>
+          <w:spacing w:val="-5"/>
+          <w:sz w:val="20"/>
+          <w:szCs w:val="20"/>
+          <w:lang w:val="en-US"/>
+        </w:rPr>
+        <w:t>SciELO</w:t>
+      </w:r>
+      <w:proofErr w:type="spellEnd"/>
+      <w:r>
+        <w:rPr>
+          <w:spacing w:val="-5"/>
+          <w:sz w:val="20"/>
+          <w:szCs w:val="20"/>
+          <w:lang w:val="en-US"/>
+        </w:rPr>
+        <w:t xml:space="preserve"> relative to their total output</w:t>
       </w:r>
       <w:r>
         <w:rPr>
@@ -10013,7 +10893,27 @@
           <w:szCs w:val="20"/>
           <w:lang w:val="en-US"/>
         </w:rPr>
-        <w:t xml:space="preserve"> lists the ten most frequent institutions contributing to engineering journals indexed in SciELO between 2015 and 2024. The total number of publications in the dataset</w:t>
+        <w:t xml:space="preserve"> lists the ten most frequent institutions contributing to engineering journals indexed in </w:t>
+      </w:r>
+      <w:proofErr w:type="spellStart"/>
+      <w:r>
+        <w:rPr>
+          <w:spacing w:val="-5"/>
+          <w:sz w:val="20"/>
+          <w:szCs w:val="20"/>
+          <w:lang w:val="en-US"/>
+        </w:rPr>
+        <w:t>SciELO</w:t>
+      </w:r>
+      <w:proofErr w:type="spellEnd"/>
+      <w:r>
+        <w:rPr>
+          <w:spacing w:val="-5"/>
+          <w:sz w:val="20"/>
+          <w:szCs w:val="20"/>
+          <w:lang w:val="en-US"/>
+        </w:rPr>
+        <w:t xml:space="preserve"> between 2015 and 2024. The total number of publications in the dataset</w:t>
       </w:r>
       <w:r>
         <w:rPr>
@@ -10222,7 +11122,27 @@
           <w:szCs w:val="20"/>
           <w:lang w:val="en-US"/>
         </w:rPr>
-        <w:t xml:space="preserve"> regional engineering research. Notably, institutions such as the Universidad de Tarapacá (Chile) and CONICET (Argentina) also appear among the top contributors, reflecting the broader participation of Latin American countries in SciELO’s indexed engineering literature.</w:t>
+        <w:t xml:space="preserve"> regional engineering research. Notably, institutions such as the Universidad de Tarapacá (Chile) and CONICET (Argentina) also appear among the top contributors, reflecting the broader participation of Latin American countries in </w:t>
+      </w:r>
+      <w:proofErr w:type="spellStart"/>
+      <w:r>
+        <w:rPr>
+          <w:spacing w:val="-5"/>
+          <w:sz w:val="20"/>
+          <w:szCs w:val="20"/>
+          <w:lang w:val="en-US"/>
+        </w:rPr>
+        <w:t>SciELO’s</w:t>
+      </w:r>
+      <w:proofErr w:type="spellEnd"/>
+      <w:r>
+        <w:rPr>
+          <w:spacing w:val="-5"/>
+          <w:sz w:val="20"/>
+          <w:szCs w:val="20"/>
+          <w:lang w:val="en-US"/>
+        </w:rPr>
+        <w:t xml:space="preserve"> indexed engineering literature.</w:t>
       </w:r>
     </w:p>
     <w:p>
@@ -10296,7 +11216,27 @@
           <w:szCs w:val="20"/>
           <w:lang w:val="en-US"/>
         </w:rPr>
-        <w:t xml:space="preserve"> over 11% of all documents analyzed, highlighting their central role in the engineering research landscape in SciELO.</w:t>
+        <w:t xml:space="preserve"> over 11% of all documents analyzed, highlighting their central role in the engineering research landscape in </w:t>
+      </w:r>
+      <w:proofErr w:type="spellStart"/>
+      <w:r>
+        <w:rPr>
+          <w:spacing w:val="-5"/>
+          <w:sz w:val="20"/>
+          <w:szCs w:val="20"/>
+          <w:lang w:val="en-US"/>
+        </w:rPr>
+        <w:t>SciELO</w:t>
+      </w:r>
+      <w:proofErr w:type="spellEnd"/>
+      <w:r>
+        <w:rPr>
+          <w:spacing w:val="-5"/>
+          <w:sz w:val="20"/>
+          <w:szCs w:val="20"/>
+          <w:lang w:val="en-US"/>
+        </w:rPr>
+        <w:t>.</w:t>
       </w:r>
     </w:p>
     <w:p>
@@ -10406,7 +11346,27 @@
           <w:szCs w:val="20"/>
           <w:lang w:val="en-US"/>
         </w:rPr>
-        <w:t xml:space="preserve"> institutions such as the Universidad Nacional Autónoma de México and the Universidad del Valle show solid performance</w:t>
+        <w:t xml:space="preserve"> institutions such as the Universidad Nacional </w:t>
+      </w:r>
+      <w:proofErr w:type="spellStart"/>
+      <w:r>
+        <w:rPr>
+          <w:spacing w:val="-5"/>
+          <w:sz w:val="20"/>
+          <w:szCs w:val="20"/>
+          <w:lang w:val="en-US"/>
+        </w:rPr>
+        <w:t>Autónoma</w:t>
+      </w:r>
+      <w:proofErr w:type="spellEnd"/>
+      <w:r>
+        <w:rPr>
+          <w:spacing w:val="-5"/>
+          <w:sz w:val="20"/>
+          <w:szCs w:val="20"/>
+          <w:lang w:val="en-US"/>
+        </w:rPr>
+        <w:t xml:space="preserve"> de México and the Universidad del Valle show solid performance</w:t>
       </w:r>
       <w:r>
         <w:rPr>
@@ -10444,7 +11404,47 @@
           <w:szCs w:val="20"/>
           <w:lang w:val="en-US"/>
         </w:rPr>
-        <w:t>As expected in a dataset covering a wide range of journals and topics, local citations—used here as a proxy for intra-database scholarly exchange—are generally lower. However, the Instituto Politécnico Nacional exhibits a relatively high local citation count (39), suggesting a strong internal connection within the SciELO engineering network. Other institutions, such as the Universidad Nacional Autónoma de México and CONICET, also show moderate levels of local citation activity (13 each), indicating some degree of scholarly interaction within the indexed journals.</w:t>
+        <w:t xml:space="preserve">As expected in a dataset covering a wide range of journals and topics, local citations—used here as a proxy for intra-database scholarly exchange—are generally lower. However, the Instituto Politécnico Nacional exhibits a relatively high local citation count (39), suggesting a strong internal connection within the </w:t>
+      </w:r>
+      <w:proofErr w:type="spellStart"/>
+      <w:r>
+        <w:rPr>
+          <w:spacing w:val="-5"/>
+          <w:sz w:val="20"/>
+          <w:szCs w:val="20"/>
+          <w:lang w:val="en-US"/>
+        </w:rPr>
+        <w:t>SciELO</w:t>
+      </w:r>
+      <w:proofErr w:type="spellEnd"/>
+      <w:r>
+        <w:rPr>
+          <w:spacing w:val="-5"/>
+          <w:sz w:val="20"/>
+          <w:szCs w:val="20"/>
+          <w:lang w:val="en-US"/>
+        </w:rPr>
+        <w:t xml:space="preserve"> engineering network. Other institutions, such as the Universidad Nacional </w:t>
+      </w:r>
+      <w:proofErr w:type="spellStart"/>
+      <w:r>
+        <w:rPr>
+          <w:spacing w:val="-5"/>
+          <w:sz w:val="20"/>
+          <w:szCs w:val="20"/>
+          <w:lang w:val="en-US"/>
+        </w:rPr>
+        <w:t>Autónoma</w:t>
+      </w:r>
+      <w:proofErr w:type="spellEnd"/>
+      <w:r>
+        <w:rPr>
+          <w:spacing w:val="-5"/>
+          <w:sz w:val="20"/>
+          <w:szCs w:val="20"/>
+          <w:lang w:val="en-US"/>
+        </w:rPr>
+        <w:t xml:space="preserve"> de México and CONICET, also show moderate levels of local citation activity (13 each), indicating some degree of scholarly interaction within the indexed journals.</w:t>
       </w:r>
     </w:p>
     <w:p>
@@ -10507,7 +11507,47 @@
           <w:szCs w:val="20"/>
           <w:lang w:val="en-US"/>
         </w:rPr>
-        <w:t xml:space="preserve"> highlights the geographic distribution of contributions to engineering publications in SciELO between 2015 and 2024, underscoring the platform’s role as a key hub for regional and international scholarly communication. Overall, the Americas dominate the dataset with 11,235 documents and 40,220 global citations, followed by Asia with 3,237 papers and Europe with 1,922. Within the Americas, Latin America and the Caribbean emerge as the core of SciELO’s engineering output, contributing 11,094 documents, 39,040 global citations, and 506 </w:t>
+        <w:t xml:space="preserve"> highlights the geographic distribution of contributions to engineering publications in </w:t>
+      </w:r>
+      <w:proofErr w:type="spellStart"/>
+      <w:r>
+        <w:rPr>
+          <w:spacing w:val="-5"/>
+          <w:sz w:val="20"/>
+          <w:szCs w:val="20"/>
+          <w:lang w:val="en-US"/>
+        </w:rPr>
+        <w:t>SciELO</w:t>
+      </w:r>
+      <w:proofErr w:type="spellEnd"/>
+      <w:r>
+        <w:rPr>
+          <w:spacing w:val="-5"/>
+          <w:sz w:val="20"/>
+          <w:szCs w:val="20"/>
+          <w:lang w:val="en-US"/>
+        </w:rPr>
+        <w:t xml:space="preserve"> between 2015 and 2024, underscoring the platform’s role as a key hub for regional and international scholarly communication. Overall, the Americas dominate the dataset with 11,235 documents and 40,220 global citations, followed by Asia with 3,237 papers and Europe with 1,922. Within the Americas, Latin America and the Caribbean emerge as the core of </w:t>
+      </w:r>
+      <w:proofErr w:type="spellStart"/>
+      <w:r>
+        <w:rPr>
+          <w:spacing w:val="-5"/>
+          <w:sz w:val="20"/>
+          <w:szCs w:val="20"/>
+          <w:lang w:val="en-US"/>
+        </w:rPr>
+        <w:t>SciELO’s</w:t>
+      </w:r>
+      <w:proofErr w:type="spellEnd"/>
+      <w:r>
+        <w:rPr>
+          <w:spacing w:val="-5"/>
+          <w:sz w:val="20"/>
+          <w:szCs w:val="20"/>
+          <w:lang w:val="en-US"/>
+        </w:rPr>
+        <w:t xml:space="preserve"> engineering output, contributing 11,094 documents, 39,040 global citations, and 506 </w:t>
       </w:r>
       <w:r>
         <w:rPr>
@@ -10517,7 +11557,27 @@
           <w:lang w:val="en-US"/>
         </w:rPr>
         <w:lastRenderedPageBreak/>
-        <w:t>local citations. This regional concentration reinforces SciELO’s identity as a platform rooted in Latin American scholarship while also reflecting growing global engagement, particularly from Asia and Europe.</w:t>
+        <w:t xml:space="preserve">local citations. This regional concentration reinforces </w:t>
+      </w:r>
+      <w:proofErr w:type="spellStart"/>
+      <w:r>
+        <w:rPr>
+          <w:spacing w:val="-5"/>
+          <w:sz w:val="20"/>
+          <w:szCs w:val="20"/>
+          <w:lang w:val="en-US"/>
+        </w:rPr>
+        <w:t>SciELO’s</w:t>
+      </w:r>
+      <w:proofErr w:type="spellEnd"/>
+      <w:r>
+        <w:rPr>
+          <w:spacing w:val="-5"/>
+          <w:sz w:val="20"/>
+          <w:szCs w:val="20"/>
+          <w:lang w:val="en-US"/>
+        </w:rPr>
+        <w:t xml:space="preserve"> identity as a platform rooted in Latin American scholarship while also reflecting growing global engagement, particularly from Asia and Europe.</w:t>
       </w:r>
     </w:p>
     <w:p>
@@ -10537,7 +11597,27 @@
           <w:szCs w:val="20"/>
           <w:lang w:val="en-US"/>
         </w:rPr>
-        <w:t xml:space="preserve">A closer look at subregional dynamics reveals that Eastern and Southern Asia show notable levels of participation, with Southern Asia standing out for its relatively high rate of local citations, suggesting meaningful engagement with the SciELO research network. Spain, though </w:t>
+        <w:t xml:space="preserve">A closer look at subregional dynamics reveals that Eastern and Southern Asia show notable levels of participation, with Southern Asia standing out for its relatively high rate of local citations, suggesting meaningful engagement with the </w:t>
+      </w:r>
+      <w:proofErr w:type="spellStart"/>
+      <w:r>
+        <w:rPr>
+          <w:spacing w:val="-5"/>
+          <w:sz w:val="20"/>
+          <w:szCs w:val="20"/>
+          <w:lang w:val="en-US"/>
+        </w:rPr>
+        <w:t>SciELO</w:t>
+      </w:r>
+      <w:proofErr w:type="spellEnd"/>
+      <w:r>
+        <w:rPr>
+          <w:spacing w:val="-5"/>
+          <w:sz w:val="20"/>
+          <w:szCs w:val="20"/>
+          <w:lang w:val="en-US"/>
+        </w:rPr>
+        <w:t xml:space="preserve"> research network. Spain, though </w:t>
       </w:r>
       <w:r>
         <w:rPr>
@@ -12233,7 +13313,27 @@
           <w:szCs w:val="20"/>
           <w:lang w:val="en-US"/>
         </w:rPr>
-        <w:t xml:space="preserve"> SciELO’s regional character. Their participation highlights both the collaborative potential and diversity of engineering research across Latin America.</w:t>
+        <w:t xml:space="preserve"> </w:t>
+      </w:r>
+      <w:proofErr w:type="spellStart"/>
+      <w:r>
+        <w:rPr>
+          <w:spacing w:val="-5"/>
+          <w:sz w:val="20"/>
+          <w:szCs w:val="20"/>
+          <w:lang w:val="en-US"/>
+        </w:rPr>
+        <w:t>SciELO’s</w:t>
+      </w:r>
+      <w:proofErr w:type="spellEnd"/>
+      <w:r>
+        <w:rPr>
+          <w:spacing w:val="-5"/>
+          <w:sz w:val="20"/>
+          <w:szCs w:val="20"/>
+          <w:lang w:val="en-US"/>
+        </w:rPr>
+        <w:t xml:space="preserve"> regional character. Their participation highlights both the collaborative potential and diversity of engineering research across Latin America.</w:t>
       </w:r>
     </w:p>
     <w:p>
@@ -12474,7 +13574,27 @@
           <w:szCs w:val="20"/>
           <w:lang w:val="en-US"/>
         </w:rPr>
-        <w:t xml:space="preserve"> and significant local citations—particularly the latter, which leads in local citations (197), suggesting strong engagement within the SciELO community.</w:t>
+        <w:t xml:space="preserve"> and significant local citations—particularly the latter, which leads in local citations (197), suggesting strong engagement within the </w:t>
+      </w:r>
+      <w:proofErr w:type="spellStart"/>
+      <w:r>
+        <w:rPr>
+          <w:spacing w:val="-5"/>
+          <w:sz w:val="20"/>
+          <w:szCs w:val="20"/>
+          <w:lang w:val="en-US"/>
+        </w:rPr>
+        <w:t>SciELO</w:t>
+      </w:r>
+      <w:proofErr w:type="spellEnd"/>
+      <w:r>
+        <w:rPr>
+          <w:spacing w:val="-5"/>
+          <w:sz w:val="20"/>
+          <w:szCs w:val="20"/>
+          <w:lang w:val="en-US"/>
+        </w:rPr>
+        <w:t xml:space="preserve"> community.</w:t>
       </w:r>
     </w:p>
     <w:p>
@@ -12789,6 +13909,7 @@
                 <w:lang w:val="en-US"/>
               </w:rPr>
             </w:pPr>
+            <w:proofErr w:type="spellStart"/>
             <w:r>
               <w:rPr>
                 <w:spacing w:val="-5"/>
@@ -12805,8 +13926,29 @@
                 <w:szCs w:val="16"/>
                 <w:lang w:val="en-US"/>
               </w:rPr>
-              <w:t>oletin Tecnico</w:t>
-            </w:r>
+              <w:t>oletin</w:t>
+            </w:r>
+            <w:proofErr w:type="spellEnd"/>
+            <w:r>
+              <w:rPr>
+                <w:spacing w:val="-5"/>
+                <w:sz w:val="16"/>
+                <w:szCs w:val="16"/>
+                <w:lang w:val="en-US"/>
+              </w:rPr>
+              <w:t xml:space="preserve"> </w:t>
+            </w:r>
+            <w:proofErr w:type="spellStart"/>
+            <w:r>
+              <w:rPr>
+                <w:spacing w:val="-5"/>
+                <w:sz w:val="16"/>
+                <w:szCs w:val="16"/>
+                <w:lang w:val="en-US"/>
+              </w:rPr>
+              <w:t>Tecnico</w:t>
+            </w:r>
+            <w:proofErr w:type="spellEnd"/>
           </w:p>
         </w:tc>
         <w:tc>
@@ -13035,6 +14177,7 @@
                 <w:lang w:val="en-US"/>
               </w:rPr>
             </w:pPr>
+            <w:proofErr w:type="spellStart"/>
             <w:r>
               <w:rPr>
                 <w:spacing w:val="-5"/>
@@ -13044,6 +14187,7 @@
               </w:rPr>
               <w:t>Comput</w:t>
             </w:r>
+            <w:proofErr w:type="spellEnd"/>
             <w:r>
               <w:rPr>
                 <w:spacing w:val="-5"/>
@@ -13237,8 +14381,19 @@
                 <w:szCs w:val="16"/>
                 <w:lang w:val="en-US"/>
               </w:rPr>
-              <w:t xml:space="preserve"> Quimica</w:t>
-            </w:r>
+              <w:t xml:space="preserve"> </w:t>
+            </w:r>
+            <w:proofErr w:type="spellStart"/>
+            <w:r>
+              <w:rPr>
+                <w:spacing w:val="-5"/>
+                <w:sz w:val="16"/>
+                <w:szCs w:val="16"/>
+                <w:lang w:val="en-US"/>
+              </w:rPr>
+              <w:t>Quimica</w:t>
+            </w:r>
+            <w:proofErr w:type="spellEnd"/>
           </w:p>
         </w:tc>
         <w:tc>
@@ -13369,8 +14524,19 @@
                 <w:szCs w:val="16"/>
                 <w:lang w:val="en-US"/>
               </w:rPr>
-              <w:t xml:space="preserve"> Tecnol</w:t>
-            </w:r>
+              <w:t xml:space="preserve"> </w:t>
+            </w:r>
+            <w:proofErr w:type="spellStart"/>
+            <w:r>
+              <w:rPr>
+                <w:spacing w:val="-5"/>
+                <w:sz w:val="16"/>
+                <w:szCs w:val="16"/>
+                <w:lang w:val="en-US"/>
+              </w:rPr>
+              <w:t>Tecnol</w:t>
+            </w:r>
+            <w:proofErr w:type="spellEnd"/>
             <w:r>
               <w:rPr>
                 <w:spacing w:val="-5"/>
@@ -13485,6 +14651,7 @@
                 <w:lang w:val="en-US"/>
               </w:rPr>
             </w:pPr>
+            <w:proofErr w:type="spellStart"/>
             <w:r>
               <w:rPr>
                 <w:spacing w:val="-5"/>
@@ -13494,6 +14661,7 @@
               </w:rPr>
               <w:t>Interciencia</w:t>
             </w:r>
+            <w:proofErr w:type="spellEnd"/>
           </w:p>
         </w:tc>
         <w:tc>
@@ -13599,6 +14767,7 @@
                 <w:lang w:val="en-US"/>
               </w:rPr>
             </w:pPr>
+            <w:proofErr w:type="spellStart"/>
             <w:r>
               <w:rPr>
                 <w:spacing w:val="-5"/>
@@ -13626,6 +14795,7 @@
               </w:rPr>
               <w:t>Univ</w:t>
             </w:r>
+            <w:proofErr w:type="spellEnd"/>
             <w:r>
               <w:rPr>
                 <w:spacing w:val="-5"/>
@@ -13740,14 +14910,45 @@
                 <w:lang w:val="en-US"/>
               </w:rPr>
             </w:pPr>
-            <w:r>
-              <w:rPr>
-                <w:spacing w:val="-5"/>
-                <w:sz w:val="16"/>
-                <w:szCs w:val="16"/>
-                <w:lang w:val="en-US"/>
-              </w:rPr>
-              <w:t>Tecnologia Ciencias Agua</w:t>
+            <w:proofErr w:type="spellStart"/>
+            <w:r>
+              <w:rPr>
+                <w:spacing w:val="-5"/>
+                <w:sz w:val="16"/>
+                <w:szCs w:val="16"/>
+                <w:lang w:val="en-US"/>
+              </w:rPr>
+              <w:t>Tecnologia</w:t>
+            </w:r>
+            <w:proofErr w:type="spellEnd"/>
+            <w:r>
+              <w:rPr>
+                <w:spacing w:val="-5"/>
+                <w:sz w:val="16"/>
+                <w:szCs w:val="16"/>
+                <w:lang w:val="en-US"/>
+              </w:rPr>
+              <w:t xml:space="preserve"> </w:t>
+            </w:r>
+            <w:proofErr w:type="spellStart"/>
+            <w:r>
+              <w:rPr>
+                <w:spacing w:val="-5"/>
+                <w:sz w:val="16"/>
+                <w:szCs w:val="16"/>
+                <w:lang w:val="en-US"/>
+              </w:rPr>
+              <w:t>Ciencias</w:t>
+            </w:r>
+            <w:proofErr w:type="spellEnd"/>
+            <w:r>
+              <w:rPr>
+                <w:spacing w:val="-5"/>
+                <w:sz w:val="16"/>
+                <w:szCs w:val="16"/>
+                <w:lang w:val="en-US"/>
+              </w:rPr>
+              <w:t xml:space="preserve"> Agua</w:t>
             </w:r>
           </w:p>
         </w:tc>
@@ -13897,8 +15098,19 @@
                 <w:szCs w:val="16"/>
                 <w:lang w:val="en-US"/>
               </w:rPr>
-              <w:t xml:space="preserve"> Biotechnol</w:t>
-            </w:r>
+              <w:t xml:space="preserve"> </w:t>
+            </w:r>
+            <w:proofErr w:type="spellStart"/>
+            <w:r>
+              <w:rPr>
+                <w:spacing w:val="-5"/>
+                <w:sz w:val="16"/>
+                <w:szCs w:val="16"/>
+                <w:lang w:val="en-US"/>
+              </w:rPr>
+              <w:t>Biotechnol</w:t>
+            </w:r>
+            <w:proofErr w:type="spellEnd"/>
             <w:r>
               <w:rPr>
                 <w:spacing w:val="-5"/>
@@ -14278,7 +15490,27 @@
           <w:szCs w:val="20"/>
           <w:lang w:val="en-US"/>
         </w:rPr>
-        <w:t xml:space="preserve"> impact. Overall, the data reflect diverse publication strategies across journals in SciELO’s engineering collection, with varying balances between productivity and scholarly impact.</w:t>
+        <w:t xml:space="preserve"> impact. Overall, the data reflect diverse publication strategies across journals in </w:t>
+      </w:r>
+      <w:proofErr w:type="spellStart"/>
+      <w:r>
+        <w:rPr>
+          <w:spacing w:val="-5"/>
+          <w:sz w:val="20"/>
+          <w:szCs w:val="20"/>
+          <w:lang w:val="en-US"/>
+        </w:rPr>
+        <w:t>SciELO’s</w:t>
+      </w:r>
+      <w:proofErr w:type="spellEnd"/>
+      <w:r>
+        <w:rPr>
+          <w:spacing w:val="-5"/>
+          <w:sz w:val="20"/>
+          <w:szCs w:val="20"/>
+          <w:lang w:val="en-US"/>
+        </w:rPr>
+        <w:t xml:space="preserve"> engineering collection, with varying balances between productivity and scholarly impact.</w:t>
       </w:r>
     </w:p>
     <w:p>
@@ -15419,7 +16651,27 @@
           <w:szCs w:val="20"/>
           <w:lang w:val="en-US"/>
         </w:rPr>
-        <w:t>. The diversity and evolution of keywords underscore the dynamic nature of engineering research indexed in SciELO, spanning traditional disciplines, applied technologies, and societal challenges.</w:t>
+        <w:t xml:space="preserve">. The diversity and evolution of keywords underscore the dynamic nature of engineering research indexed in </w:t>
+      </w:r>
+      <w:proofErr w:type="spellStart"/>
+      <w:r>
+        <w:rPr>
+          <w:spacing w:val="-5"/>
+          <w:sz w:val="20"/>
+          <w:szCs w:val="20"/>
+          <w:lang w:val="en-US"/>
+        </w:rPr>
+        <w:t>SciELO</w:t>
+      </w:r>
+      <w:proofErr w:type="spellEnd"/>
+      <w:r>
+        <w:rPr>
+          <w:spacing w:val="-5"/>
+          <w:sz w:val="20"/>
+          <w:szCs w:val="20"/>
+          <w:lang w:val="en-US"/>
+        </w:rPr>
+        <w:t>, spanning traditional disciplines, applied technologies, and societal challenges.</w:t>
       </w:r>
     </w:p>
     <w:p>
@@ -15502,7 +16754,27 @@
           <w:szCs w:val="20"/>
           <w:lang w:val="en-US"/>
         </w:rPr>
-        <w:t xml:space="preserve"> presents the citation network of engineering journals indexed in SciELO, clustered using the Louvain algorithm. In bibliometric analysis, a citation network is a graphical representation </w:t>
+        <w:t xml:space="preserve"> presents the citation network of engineering journals indexed in </w:t>
+      </w:r>
+      <w:proofErr w:type="spellStart"/>
+      <w:r>
+        <w:rPr>
+          <w:spacing w:val="-5"/>
+          <w:sz w:val="20"/>
+          <w:szCs w:val="20"/>
+          <w:lang w:val="en-US"/>
+        </w:rPr>
+        <w:t>SciELO</w:t>
+      </w:r>
+      <w:proofErr w:type="spellEnd"/>
+      <w:r>
+        <w:rPr>
+          <w:spacing w:val="-5"/>
+          <w:sz w:val="20"/>
+          <w:szCs w:val="20"/>
+          <w:lang w:val="en-US"/>
+        </w:rPr>
+        <w:t xml:space="preserve">, clustered using the Louvain algorithm. In bibliometric analysis, a citation network is a graphical representation </w:t>
       </w:r>
       <w:r>
         <w:rPr>
@@ -15782,7 +17054,27 @@
           <w:szCs w:val="20"/>
           <w:lang w:val="en-US"/>
         </w:rPr>
-        <w:t xml:space="preserve"> suggesting this cluster forms the core of SciELO’s engineering literature. These journals exhibit high publication volume and citation impact, indicating centrality in the network.</w:t>
+        <w:t xml:space="preserve"> suggesting this cluster forms the core of </w:t>
+      </w:r>
+      <w:proofErr w:type="spellStart"/>
+      <w:r>
+        <w:rPr>
+          <w:spacing w:val="-5"/>
+          <w:sz w:val="20"/>
+          <w:szCs w:val="20"/>
+          <w:lang w:val="en-US"/>
+        </w:rPr>
+        <w:t>SciELO’s</w:t>
+      </w:r>
+      <w:proofErr w:type="spellEnd"/>
+      <w:r>
+        <w:rPr>
+          <w:spacing w:val="-5"/>
+          <w:sz w:val="20"/>
+          <w:szCs w:val="20"/>
+          <w:lang w:val="en-US"/>
+        </w:rPr>
+        <w:t xml:space="preserve"> engineering literature. These journals exhibit high publication volume and citation impact, indicating centrality in the network.</w:t>
       </w:r>
       <w:r>
         <w:rPr>
@@ -15952,7 +17244,27 @@
           <w:szCs w:val="20"/>
           <w:lang w:val="en-US"/>
         </w:rPr>
-        <w:t xml:space="preserve"> references to journals in SciELO that are also indexed in Scopus, reveals the intellectual structure underpinning Latin American engineering research. </w:t>
+        <w:t xml:space="preserve"> references to journals in </w:t>
+      </w:r>
+      <w:proofErr w:type="spellStart"/>
+      <w:r>
+        <w:rPr>
+          <w:spacing w:val="-5"/>
+          <w:sz w:val="20"/>
+          <w:szCs w:val="20"/>
+          <w:lang w:val="en-US"/>
+        </w:rPr>
+        <w:t>SciELO</w:t>
+      </w:r>
+      <w:proofErr w:type="spellEnd"/>
+      <w:r>
+        <w:rPr>
+          <w:spacing w:val="-5"/>
+          <w:sz w:val="20"/>
+          <w:szCs w:val="20"/>
+          <w:lang w:val="en-US"/>
+        </w:rPr>
+        <w:t xml:space="preserve"> that are also indexed in Scopus, reveals the intellectual structure underpinning Latin American engineering research. </w:t>
       </w:r>
       <w:r>
         <w:rPr>
@@ -16042,7 +17354,27 @@
           <w:szCs w:val="20"/>
           <w:lang w:val="en-US"/>
         </w:rPr>
-        <w:t xml:space="preserve"> is centered around REV MEX ING QUIMICA and ELECTRON J BIOTECHNOL, suggesting a strong emphasis on chemical engineering and biotechnology, with CTyF CIENC TECNOL FUTURO contributing additional coverage of scientific and technological development themes. </w:t>
+        <w:t xml:space="preserve"> is centered around REV MEX ING QUIMICA and ELECTRON J BIOTECHNOL, suggesting a strong emphasis on chemical engineering and biotechnology, with </w:t>
+      </w:r>
+      <w:proofErr w:type="spellStart"/>
+      <w:r>
+        <w:rPr>
+          <w:spacing w:val="-5"/>
+          <w:sz w:val="20"/>
+          <w:szCs w:val="20"/>
+          <w:lang w:val="en-US"/>
+        </w:rPr>
+        <w:t>CTyF</w:t>
+      </w:r>
+      <w:proofErr w:type="spellEnd"/>
+      <w:r>
+        <w:rPr>
+          <w:spacing w:val="-5"/>
+          <w:sz w:val="20"/>
+          <w:szCs w:val="20"/>
+          <w:lang w:val="en-US"/>
+        </w:rPr>
+        <w:t xml:space="preserve"> CIENC TECNOL FUTURO contributing additional coverage of scientific and technological development themes. </w:t>
       </w:r>
       <w:r>
         <w:rPr>
@@ -16333,7 +17665,15 @@
         <w:pStyle w:val="Ttulo2"/>
       </w:pPr>
       <w:r>
-        <w:t>Thematic clustering of SciELO engineering journals</w:t>
+        <w:t xml:space="preserve">Thematic clustering of </w:t>
+      </w:r>
+      <w:proofErr w:type="spellStart"/>
+      <w:r>
+        <w:t>SciELO</w:t>
+      </w:r>
+      <w:proofErr w:type="spellEnd"/>
+      <w:r>
+        <w:t xml:space="preserve"> engineering journals</w:t>
       </w:r>
     </w:p>
     <w:p>
@@ -16377,7 +17717,27 @@
           <w:szCs w:val="20"/>
           <w:lang w:val="en-US"/>
         </w:rPr>
-        <w:t xml:space="preserve"> presents a correlation map of SciELO engineering journals based on the cleaned author keywords</w:t>
+        <w:t xml:space="preserve"> presents a correlation map of </w:t>
+      </w:r>
+      <w:proofErr w:type="spellStart"/>
+      <w:r>
+        <w:rPr>
+          <w:spacing w:val="-5"/>
+          <w:sz w:val="20"/>
+          <w:szCs w:val="20"/>
+          <w:lang w:val="en-US"/>
+        </w:rPr>
+        <w:t>SciELO</w:t>
+      </w:r>
+      <w:proofErr w:type="spellEnd"/>
+      <w:r>
+        <w:rPr>
+          <w:spacing w:val="-5"/>
+          <w:sz w:val="20"/>
+          <w:szCs w:val="20"/>
+          <w:lang w:val="en-US"/>
+        </w:rPr>
+        <w:t xml:space="preserve"> engineering journals based on the cleaned author keywords</w:t>
       </w:r>
       <w:r>
         <w:rPr>
@@ -16928,7 +18288,27 @@
           <w:szCs w:val="20"/>
           <w:lang w:val="en-US"/>
         </w:rPr>
-        <w:t xml:space="preserve"> using journals indexed in both SciELO and Scopus. The Louvain algorithm identified four clusters, each representing a distinct thematic community based on shared citations.</w:t>
+        <w:t xml:space="preserve"> using journals indexed in both </w:t>
+      </w:r>
+      <w:proofErr w:type="spellStart"/>
+      <w:r>
+        <w:rPr>
+          <w:spacing w:val="-5"/>
+          <w:sz w:val="20"/>
+          <w:szCs w:val="20"/>
+          <w:lang w:val="en-US"/>
+        </w:rPr>
+        <w:t>SciELO</w:t>
+      </w:r>
+      <w:proofErr w:type="spellEnd"/>
+      <w:r>
+        <w:rPr>
+          <w:spacing w:val="-5"/>
+          <w:sz w:val="20"/>
+          <w:szCs w:val="20"/>
+          <w:lang w:val="en-US"/>
+        </w:rPr>
+        <w:t xml:space="preserve"> and Scopus. The Louvain algorithm identified four clusters, each representing a distinct thematic community based on shared citations.</w:t>
       </w:r>
     </w:p>
     <w:p>
@@ -17100,8 +18480,18 @@
           <w:szCs w:val="16"/>
           <w:lang w:val="en-US"/>
         </w:rPr>
-        <w:t>engineering SciELO</w:t>
-      </w:r>
+        <w:t xml:space="preserve">engineering </w:t>
+      </w:r>
+      <w:proofErr w:type="spellStart"/>
+      <w:r>
+        <w:rPr>
+          <w:sz w:val="16"/>
+          <w:szCs w:val="16"/>
+          <w:lang w:val="en-US"/>
+        </w:rPr>
+        <w:t>SciELO</w:t>
+      </w:r>
+      <w:proofErr w:type="spellEnd"/>
       <w:r>
         <w:rPr>
           <w:sz w:val="16"/>
@@ -17871,7 +19261,27 @@
           <w:szCs w:val="20"/>
           <w:lang w:val="en-US"/>
         </w:rPr>
-        <w:t xml:space="preserve"> presents the eight main dominant themes identified in engineering journals indexed in SciELO. These themes were obtained by applying the Louvain algorithm to the co-occurrence network of author keywords. A co-occurrence network is a graph in which nodes represent keywords</w:t>
+        <w:t xml:space="preserve"> presents the eight main dominant themes identified in engineering journals indexed in </w:t>
+      </w:r>
+      <w:proofErr w:type="spellStart"/>
+      <w:r>
+        <w:rPr>
+          <w:spacing w:val="-5"/>
+          <w:sz w:val="20"/>
+          <w:szCs w:val="20"/>
+          <w:lang w:val="en-US"/>
+        </w:rPr>
+        <w:t>SciELO</w:t>
+      </w:r>
+      <w:proofErr w:type="spellEnd"/>
+      <w:r>
+        <w:rPr>
+          <w:spacing w:val="-5"/>
+          <w:sz w:val="20"/>
+          <w:szCs w:val="20"/>
+          <w:lang w:val="en-US"/>
+        </w:rPr>
+        <w:t>. These themes were obtained by applying the Louvain algorithm to the co-occurrence network of author keywords. A co-occurrence network is a graph in which nodes represent keywords</w:t>
       </w:r>
       <w:r>
         <w:rPr>
@@ -17925,7 +19335,27 @@
           <w:szCs w:val="20"/>
           <w:lang w:val="en-US"/>
         </w:rPr>
-        <w:t xml:space="preserve"> thematic structures. For this analysis, only cleaned author keywords with a frequency of five or more occurrences were included, ensuring the focus remained on the most relevant and recurring terms across the dataset. The Louvain algorithm, a widely used community detection method in network analysis, groups densely connected nodes into clusters, allowing for the identification of coherent topics or research areas. Each resulting cluster represents a dominant theme within the SciELO engineering literature. This method offers a data-driven approach to thematic mapping, highlighting the </w:t>
+        <w:t xml:space="preserve"> thematic structures. For this analysis, only cleaned author keywords with a frequency of five or more occurrences were included, ensuring the focus remained on the most relevant and recurring terms across the dataset. The Louvain algorithm, a widely used community detection method in network analysis, groups densely connected nodes into clusters, allowing for the identification of coherent topics or research areas. Each resulting cluster represents a dominant theme within the </w:t>
+      </w:r>
+      <w:proofErr w:type="spellStart"/>
+      <w:r>
+        <w:rPr>
+          <w:spacing w:val="-5"/>
+          <w:sz w:val="20"/>
+          <w:szCs w:val="20"/>
+          <w:lang w:val="en-US"/>
+        </w:rPr>
+        <w:t>SciELO</w:t>
+      </w:r>
+      <w:proofErr w:type="spellEnd"/>
+      <w:r>
+        <w:rPr>
+          <w:spacing w:val="-5"/>
+          <w:sz w:val="20"/>
+          <w:szCs w:val="20"/>
+          <w:lang w:val="en-US"/>
+        </w:rPr>
+        <w:t xml:space="preserve"> engineering literature. This method offers a data-driven approach to thematic mapping, highlighting the </w:t>
       </w:r>
       <w:r>
         <w:rPr>
@@ -18097,7 +19527,27 @@
           <w:szCs w:val="20"/>
           <w:lang w:val="en-US"/>
         </w:rPr>
-        <w:t xml:space="preserve"> and nanoemulsions from essential oils</w:t>
+        <w:t xml:space="preserve"> and </w:t>
+      </w:r>
+      <w:proofErr w:type="spellStart"/>
+      <w:r>
+        <w:rPr>
+          <w:spacing w:val="-5"/>
+          <w:sz w:val="20"/>
+          <w:szCs w:val="20"/>
+          <w:lang w:val="en-US"/>
+        </w:rPr>
+        <w:t>nanoemulsions</w:t>
+      </w:r>
+      <w:proofErr w:type="spellEnd"/>
+      <w:r>
+        <w:rPr>
+          <w:spacing w:val="-5"/>
+          <w:sz w:val="20"/>
+          <w:szCs w:val="20"/>
+          <w:lang w:val="en-US"/>
+        </w:rPr>
+        <w:t xml:space="preserve"> from essential oils</w:t>
       </w:r>
       <w:r>
         <w:rPr>
@@ -23244,8 +24694,19 @@
           <w:szCs w:val="20"/>
           <w:lang w:val="en-US"/>
         </w:rPr>
-        <w:t xml:space="preserve"> and biotechnological innovations such as copper nanoparticles and essential oil nanoemulsions</w:t>
-      </w:r>
+        <w:t xml:space="preserve"> and biotechnological innovations such as copper nanoparticles and essential oil </w:t>
+      </w:r>
+      <w:proofErr w:type="spellStart"/>
+      <w:r>
+        <w:rPr>
+          <w:spacing w:val="-5"/>
+          <w:sz w:val="20"/>
+          <w:szCs w:val="20"/>
+          <w:lang w:val="en-US"/>
+        </w:rPr>
+        <w:t>nanoemulsions</w:t>
+      </w:r>
+      <w:proofErr w:type="spellEnd"/>
       <w:r>
         <w:rPr>
           <w:spacing w:val="-5"/>
@@ -23440,7 +24901,27 @@
           <w:szCs w:val="20"/>
           <w:lang w:val="en-US"/>
         </w:rPr>
-        <w:t xml:space="preserve">This study provides a multidimensional portrait of engineering journals from Latin America indexed in both SciELO and Scopus, revealing a complex interplay between structural visibility, thematic specialization, and regional collaboration. The cross-correlation of Scopus subject areas </w:t>
+        <w:t xml:space="preserve">This study provides a multidimensional portrait of engineering journals from Latin America indexed in both </w:t>
+      </w:r>
+      <w:proofErr w:type="spellStart"/>
+      <w:r>
+        <w:rPr>
+          <w:spacing w:val="-5"/>
+          <w:sz w:val="20"/>
+          <w:szCs w:val="20"/>
+          <w:lang w:val="en-US"/>
+        </w:rPr>
+        <w:t>SciELO</w:t>
+      </w:r>
+      <w:proofErr w:type="spellEnd"/>
+      <w:r>
+        <w:rPr>
+          <w:spacing w:val="-5"/>
+          <w:sz w:val="20"/>
+          <w:szCs w:val="20"/>
+          <w:lang w:val="en-US"/>
+        </w:rPr>
+        <w:t xml:space="preserve"> and Scopus, revealing a complex interplay between structural visibility, thematic specialization, and regional collaboration. The cross-correlation of Scopus subject areas </w:t>
       </w:r>
       <w:r>
         <w:rPr>
@@ -23775,6 +25256,7 @@
         </w:rPr>
         <w:t xml:space="preserve">The findings confirm </w:t>
       </w:r>
+      <w:proofErr w:type="spellStart"/>
       <w:r>
         <w:rPr>
           <w:spacing w:val="-5"/>
@@ -23784,6 +25266,7 @@
         </w:rPr>
         <w:t>SciELO's</w:t>
       </w:r>
+      <w:proofErr w:type="spellEnd"/>
       <w:r>
         <w:rPr>
           <w:spacing w:val="-5"/>
@@ -23865,7 +25348,27 @@
           <w:szCs w:val="20"/>
           <w:lang w:val="en-US"/>
         </w:rPr>
-        <w:t>For authors, the results highlight where thematic opportunities and visibility gaps exist across journals, helping align research topics with regional and global impact areas. For editors, the structural and thematic maps provide actionable insights to refine journal scope, strengthen interdisciplinary positioning, and enhance citation connectivity. For policymakers, the findings offer evidence to guide investment in emerging research fronts, support regional collaboration networks, and reinforce SciELO’s strategic role in scientific capacity-building.</w:t>
+        <w:t xml:space="preserve">For authors, the results highlight where thematic opportunities and visibility gaps exist across journals, helping align research topics with regional and global impact areas. For editors, the structural and thematic maps provide actionable insights to refine journal scope, strengthen interdisciplinary positioning, and enhance citation connectivity. For policymakers, the findings offer evidence to guide investment in emerging research fronts, support regional collaboration networks, and reinforce </w:t>
+      </w:r>
+      <w:proofErr w:type="spellStart"/>
+      <w:r>
+        <w:rPr>
+          <w:spacing w:val="-5"/>
+          <w:sz w:val="20"/>
+          <w:szCs w:val="20"/>
+          <w:lang w:val="en-US"/>
+        </w:rPr>
+        <w:t>SciELO’s</w:t>
+      </w:r>
+      <w:proofErr w:type="spellEnd"/>
+      <w:r>
+        <w:rPr>
+          <w:spacing w:val="-5"/>
+          <w:sz w:val="20"/>
+          <w:szCs w:val="20"/>
+          <w:lang w:val="en-US"/>
+        </w:rPr>
+        <w:t xml:space="preserve"> strategic role in scientific capacity-building.</w:t>
       </w:r>
     </w:p>
     <w:p>
@@ -26425,14 +27928,32 @@
           <w:szCs w:val="20"/>
           <w:lang w:val="en-US"/>
         </w:rPr>
-        <w:t xml:space="preserve">received her B.S. in Electronic Engineering in 2006 from Pontificia Universidad Javeriana. In 2012, she earned an M.Sc. in Information Technology and Telecommunications Management from ICSI University, and in 2015, a specialization in Business Intelligence from Universidad Pontificia Bolivariana. She is currently a Cloud Solution Architect with experience as a Data Science and Machine Learning consultant and technical leader. She has extensive experience in designing and developing field solutions, with responsibilities ranging from strategic planning to operational execution. She is a professional with strong analytical skills, a high level of commitment, </w:t>
-      </w:r>
+        <w:t xml:space="preserve">received her B.S. in Electronic Engineering in 2006 from Pontificia Universidad Javeriana. In 2012, she earned an M.Sc. in Information Technology and Telecommunications Management from ICSI University, and in 2015, a specialization in Business Intelligence from Universidad Pontificia </w:t>
+      </w:r>
+      <w:proofErr w:type="spellStart"/>
       <w:r>
         <w:rPr>
           <w:sz w:val="16"/>
           <w:szCs w:val="20"/>
           <w:lang w:val="en-US"/>
         </w:rPr>
+        <w:t>Bolivariana</w:t>
+      </w:r>
+      <w:proofErr w:type="spellEnd"/>
+      <w:r>
+        <w:rPr>
+          <w:sz w:val="16"/>
+          <w:szCs w:val="20"/>
+          <w:lang w:val="en-US"/>
+        </w:rPr>
+        <w:t xml:space="preserve">. She is currently a Cloud Solution Architect with experience as a Data Science and Machine Learning consultant and technical leader. She has extensive experience in designing and developing field solutions, with responsibilities ranging from strategic planning to operational execution. She is a professional with strong analytical skills, a high level of commitment, </w:t>
+      </w:r>
+      <w:r>
+        <w:rPr>
+          <w:sz w:val="16"/>
+          <w:szCs w:val="20"/>
+          <w:lang w:val="en-US"/>
+        </w:rPr>
         <w:t xml:space="preserve">a </w:t>
       </w:r>
       <w:r>
@@ -26480,23 +28001,35 @@
       <w:pPr>
         <w:pStyle w:val="ADYNACVAutores"/>
         <w:rPr>
+          <w:bCs/>
+        </w:rPr>
+      </w:pPr>
+      <w:r>
+        <w:rPr>
+          <w:bCs/>
+        </w:rPr>
+        <w:t xml:space="preserve">ORCID: </w:t>
+      </w:r>
+      <w:r>
+        <w:rPr>
+          <w:bCs/>
+        </w:rPr>
+        <w:t>0009-0007-2983-3961</w:t>
+      </w:r>
+    </w:p>
+    <w:p>
+      <w:pPr>
+        <w:pStyle w:val="ADYNACVAutores"/>
+        <w:rPr>
           <w:b/>
         </w:rPr>
       </w:pPr>
     </w:p>
     <w:p>
-      <w:pPr>
-        <w:pStyle w:val="ADYNACVAutores"/>
+      <w:r>
         <w:rPr>
           <w:b/>
         </w:rPr>
-      </w:pPr>
-    </w:p>
-    <w:p>
-      <w:r>
-        <w:rPr>
-          <w:b/>
-        </w:rPr>
         <w:t>J.D. Velásquez-Henao</w:t>
       </w:r>
       <w:r>
@@ -26505,13 +28038,41 @@
       <w:r>
         <w:t>r</w:t>
       </w:r>
+      <w:proofErr w:type="spellStart"/>
       <w:r>
         <w:rPr>
           <w:sz w:val="16"/>
           <w:szCs w:val="20"/>
           <w:lang w:val="en-US"/>
         </w:rPr>
-        <w:t>eceived his B.S. in Civil Engineering in 1994, M.S. in Systems Engineering in 1997, and Ph.D. in Energy Systems in 2009, all from the National University of Colombia in Medellín, Colombia. From 1994 to 1999, he worked in the electricity sector, holding positions in utilities and consulting firms. In 2000, he joined the National University of Colombia in Medellín, where he was appointed Full Professor of Computer Science in 2012. He served as Associate Dean for Research from 2004 to 2006 and led the Department of Computing and Decision Sciences at the Facultad de Minas from 2009 to 2018. His research focuses on simulation, modeling, optimization, and forecasting in energy markets. His areas of expertise include nonlinear time-series analysis, forecasting using statistical and computational intelligence methods, numerical optimization with metaheuristics, and analytics and data science. He currently teaches postgraduate courses in data science, machine learning, and big data within the Analytics program, with an emphasis on Python programming.</w:t>
+        <w:t>eceived</w:t>
+      </w:r>
+      <w:proofErr w:type="spellEnd"/>
+      <w:r>
+        <w:rPr>
+          <w:sz w:val="16"/>
+          <w:szCs w:val="20"/>
+          <w:lang w:val="en-US"/>
+        </w:rPr>
+        <w:t xml:space="preserve"> his B.S. in Civil Engineering in 1994, M.S. in Systems Engineering in 1997, and Ph.D. in Energy Systems in 2009, all from the National University of Colombia in Medellín, Colombia. From 1994 to 1999, he worked in the electricity sector, holding positions in utilities and consulting firms. In 2000, he joined the National University of Colombia in Medellín, where he was appointed Full Professor of Computer Science in 2012. He served as Associate Dean for Research from 2004 to 2006 and led the Department of Computing and Decision Sciences at the </w:t>
+      </w:r>
+      <w:proofErr w:type="spellStart"/>
+      <w:r>
+        <w:rPr>
+          <w:sz w:val="16"/>
+          <w:szCs w:val="20"/>
+          <w:lang w:val="en-US"/>
+        </w:rPr>
+        <w:t>Facultad</w:t>
+      </w:r>
+      <w:proofErr w:type="spellEnd"/>
+      <w:r>
+        <w:rPr>
+          <w:sz w:val="16"/>
+          <w:szCs w:val="20"/>
+          <w:lang w:val="en-US"/>
+        </w:rPr>
+        <w:t xml:space="preserve"> de Minas from 2009 to 2018. His research focuses on simulation, modeling, optimization, and forecasting in energy markets. His areas of expertise include nonlinear time-series analysis, forecasting using statistical and computational intelligence methods, numerical optimization with metaheuristics, and analytics and data science. He currently teaches postgraduate courses in data science, machine learning, and big data within the Analytics program, with an emphasis on Python programming.</w:t>
       </w:r>
     </w:p>
     <w:p>
@@ -26741,7 +28302,61 @@
         <w:szCs w:val="16"/>
         <w:lang w:val="es-CO"/>
       </w:rPr>
-      <w:t>© The authors; licensee Universidad Nacional de Colombia.</w:t>
+      <w:t xml:space="preserve">© </w:t>
+    </w:r>
+    <w:proofErr w:type="spellStart"/>
+    <w:r>
+      <w:rPr>
+        <w:sz w:val="16"/>
+        <w:szCs w:val="16"/>
+        <w:lang w:val="es-CO"/>
+      </w:rPr>
+      <w:t>The</w:t>
+    </w:r>
+    <w:proofErr w:type="spellEnd"/>
+    <w:r>
+      <w:rPr>
+        <w:sz w:val="16"/>
+        <w:szCs w:val="16"/>
+        <w:lang w:val="es-CO"/>
+      </w:rPr>
+      <w:t xml:space="preserve"> </w:t>
+    </w:r>
+    <w:proofErr w:type="spellStart"/>
+    <w:r>
+      <w:rPr>
+        <w:sz w:val="16"/>
+        <w:szCs w:val="16"/>
+        <w:lang w:val="es-CO"/>
+      </w:rPr>
+      <w:t>authors</w:t>
+    </w:r>
+    <w:proofErr w:type="spellEnd"/>
+    <w:r>
+      <w:rPr>
+        <w:sz w:val="16"/>
+        <w:szCs w:val="16"/>
+        <w:lang w:val="es-CO"/>
+      </w:rPr>
+      <w:t xml:space="preserve">; </w:t>
+    </w:r>
+    <w:proofErr w:type="spellStart"/>
+    <w:r>
+      <w:rPr>
+        <w:sz w:val="16"/>
+        <w:szCs w:val="16"/>
+        <w:lang w:val="es-CO"/>
+      </w:rPr>
+      <w:t>licensee</w:t>
+    </w:r>
+    <w:proofErr w:type="spellEnd"/>
+    <w:r>
+      <w:rPr>
+        <w:sz w:val="16"/>
+        <w:szCs w:val="16"/>
+        <w:lang w:val="es-CO"/>
+      </w:rPr>
+      <w:t xml:space="preserve"> Universidad Nacional de Colombia.</w:t>
     </w:r>
     <w:r>
       <w:rPr>
@@ -26842,6 +28457,7 @@
       </w:rPr>
       <w:t xml:space="preserve">. </w:t>
     </w:r>
+    <w:proofErr w:type="gramStart"/>
     <w:r>
       <w:rPr>
         <w:sz w:val="16"/>
@@ -26854,7 +28470,15 @@
         <w:sz w:val="16"/>
         <w:szCs w:val="16"/>
       </w:rPr>
-      <w:t>, 2014</w:t>
+      <w:t>,</w:t>
+    </w:r>
+    <w:proofErr w:type="gramEnd"/>
+    <w:r>
+      <w:rPr>
+        <w:sz w:val="16"/>
+        <w:szCs w:val="16"/>
+      </w:rPr>
+      <w:t xml:space="preserve"> 2014</w:t>
     </w:r>
     <w:r>
       <w:rPr>
